--- a/lessons/7-3/downloads/reveal/teacher/7.3-session-2-prerequisite-practice-b.docx
+++ b/lessons/7-3/downloads/reveal/teacher/7.3-session-2-prerequisite-practice-b.docx
@@ -15,10 +15,28 @@
         <w:rPr>
           <w:rFonts w:ascii="Avenir Next" w:hAnsi="Avenir Next" w:cs="Avenir Next" w:eastAsia="Avenir Next"/>
           <w:color w:val="1A1A1A"/>
+          <w:sz w:val="22"/>
+          <w:szCs w:val="20"/>
+        </w:rPr>
+        <w:t xml:space="preserve">Name</w:t>
+      </w:r>
+      <w:r>
+        <w:rPr>
+          <w:rFonts w:ascii="Avenir Next" w:hAnsi="Avenir Next" w:cs="Avenir Next" w:eastAsia="Avenir Next"/>
+          <w:color w:val="1A1A1A"/>
           <w:sz w:val="20"/>
           <w:szCs w:val="20"/>
         </w:rPr>
-        <w:t xml:space="preserve">Name</w:t>
+        <w:tab/>
+      </w:r>
+      <w:r>
+        <w:rPr>
+          <w:rFonts w:ascii="Avenir Next" w:hAnsi="Avenir Next" w:cs="Avenir Next" w:eastAsia="Avenir Next"/>
+          <w:color w:val="1A1A1A"/>
+          <w:sz w:val="22"/>
+          <w:szCs w:val="20"/>
+        </w:rPr>
+        <w:t xml:space="preserve">   Date</w:t>
       </w:r>
       <w:r>
         <w:rPr>
@@ -33,25 +51,7 @@
         <w:rPr>
           <w:rFonts w:ascii="Avenir Next" w:hAnsi="Avenir Next" w:cs="Avenir Next" w:eastAsia="Avenir Next"/>
           <w:color w:val="1A1A1A"/>
-          <w:sz w:val="20"/>
-          <w:szCs w:val="20"/>
-        </w:rPr>
-        <w:t xml:space="preserve">   Date</w:t>
-      </w:r>
-      <w:r>
-        <w:rPr>
-          <w:rFonts w:ascii="Avenir Next" w:hAnsi="Avenir Next" w:cs="Avenir Next" w:eastAsia="Avenir Next"/>
-          <w:color w:val="1A1A1A"/>
-          <w:sz w:val="20"/>
-          <w:szCs w:val="20"/>
-        </w:rPr>
-        <w:tab/>
-      </w:r>
-      <w:r>
-        <w:rPr>
-          <w:rFonts w:ascii="Avenir Next" w:hAnsi="Avenir Next" w:cs="Avenir Next" w:eastAsia="Avenir Next"/>
-          <w:color w:val="1A1A1A"/>
-          <w:sz w:val="20"/>
+          <w:sz w:val="22"/>
           <w:szCs w:val="20"/>
         </w:rPr>
         <w:t xml:space="preserve">   Period</w:t>
@@ -78,7 +78,7 @@
           <w:caps/>
           <w:color w:val="003A70"/>
           <w:spacing w:val="12"/>
-          <w:sz w:val="19"/>
+          <w:sz w:val="22"/>
           <w:szCs w:val="19"/>
         </w:rPr>
         <w:t xml:space="preserve">Lesson 7-3  ·  Session 2  ·  Prerequisite Practice B  ·  Skill 1 of 2</w:t>
@@ -86,6 +86,7 @@
     </w:p>
     <w:p>
       <w:pPr>
+        <w:pStyle w:val="Heading1"/>
         <w:keepNext/>
         <w:spacing w:before="0" w:after="10" w:line="240" w:lineRule="auto"/>
       </w:pPr>
@@ -111,7 +112,7 @@
         <w:rPr>
           <w:rFonts w:ascii="Avenir Next" w:hAnsi="Avenir Next" w:cs="Avenir Next" w:eastAsia="Avenir Next"/>
           <w:color w:val="5A5F66"/>
-          <w:sz w:val="17"/>
+          <w:sz w:val="22"/>
           <w:szCs w:val="17"/>
         </w:rPr>
         <w:t xml:space="preserve">Builds on Lesson 7-3 Session 1 · 6.NS.C.7c</w:t>
@@ -154,6 +155,7 @@
           </w:tcPr>
           <w:p>
             <w:pPr>
+              <w:pStyle w:val="Heading2"/>
               <w:spacing w:before="0" w:after="0" w:line="252" w:lineRule="auto"/>
             </w:pPr>
             <w:r>
@@ -183,7 +185,7 @@
               <w:rPr>
                 <w:rFonts w:ascii="Avenir Next" w:hAnsi="Avenir Next" w:cs="Avenir Next" w:eastAsia="Avenir Next"/>
                 <w:color w:val="1A1A1A"/>
-                <w:sz w:val="20"/>
+                <w:sz w:val="22"/>
                 <w:szCs w:val="20"/>
               </w:rPr>
               <w:t xml:space="preserve">You will find a total swing from −12.5 ft to 7.5 ft.</w:t>
@@ -203,6 +205,7 @@
           </w:tcPr>
           <w:p>
             <w:pPr>
+              <w:pStyle w:val="Heading2"/>
               <w:spacing w:before="0" w:after="0" w:line="252" w:lineRule="auto"/>
             </w:pPr>
             <w:r>
@@ -232,7 +235,7 @@
               <w:rPr>
                 <w:rFonts w:ascii="Avenir Next" w:hAnsi="Avenir Next" w:cs="Avenir Next" w:eastAsia="Avenir Next"/>
                 <w:color w:val="1A1A1A"/>
-                <w:sz w:val="20"/>
+                <w:sz w:val="22"/>
                 <w:szCs w:val="20"/>
               </w:rPr>
               <w:t xml:space="preserve">Find an absolute value: |−12.5| = 12.5.  </w:t>
@@ -242,7 +245,7 @@
                 <w:rFonts w:ascii="Avenir Next" w:hAnsi="Avenir Next" w:cs="Avenir Next" w:eastAsia="Avenir Next"/>
                 <w:b/>
                 <w:color w:val="1A1A1A"/>
-                <w:sz w:val="20"/>
+                <w:sz w:val="22"/>
                 <w:szCs w:val="20"/>
               </w:rPr>
               <w:t xml:space="preserve">You will use it in Practice Form A, problems 2 and 7.</w:t>
@@ -253,6 +256,7 @@
     </w:tbl>
     <w:p>
       <w:pPr>
+        <w:pStyle w:val="Heading2"/>
         <w:keepNext/>
         <w:pBdr>
           <w:bottom w:val="single" w:sz="8" w:space="3" w:color="003A70"/>
@@ -268,7 +272,7 @@
           <w:b/>
           <w:color w:val="003A70"/>
           <w:spacing w:val="14"/>
-          <w:sz w:val="19"/>
+          <w:sz w:val="22"/>
           <w:szCs w:val="19"/>
         </w:rPr>
         <w:t xml:space="preserve">STEPS TO FOLLOW</w:t>
@@ -287,7 +291,7 @@
           <w:rFonts w:ascii="Avenir Next" w:hAnsi="Avenir Next" w:cs="Avenir Next" w:eastAsia="Avenir Next"/>
           <w:i/>
           <w:color w:val="5A5F66"/>
-          <w:sz w:val="17"/>
+          <w:sz w:val="22"/>
           <w:szCs w:val="17"/>
         </w:rPr>
         <w:t xml:space="preserve">use these same steps on every problem</w:t>
@@ -329,6 +333,7 @@
           </w:tcPr>
           <w:p>
             <w:pPr>
+              <w:pStyle w:val="Heading1"/>
               <w:spacing w:before="0" w:after="0" w:line="240" w:lineRule="auto"/>
               <w:jc w:val="center"/>
             </w:pPr>
@@ -357,7 +362,7 @@
               <w:rPr>
                 <w:rFonts w:ascii="Avenir Next" w:hAnsi="Avenir Next" w:cs="Avenir Next" w:eastAsia="Avenir Next"/>
                 <w:color w:val="1A1A1A"/>
-                <w:sz w:val="21"/>
+                <w:sz w:val="22"/>
                 <w:szCs w:val="21"/>
               </w:rPr>
               <w:t xml:space="preserve">Find the number </w:t>
@@ -367,7 +372,7 @@
                 <w:rFonts w:ascii="Avenir Next" w:hAnsi="Avenir Next" w:cs="Avenir Next" w:eastAsia="Avenir Next"/>
                 <w:b/>
                 <w:color w:val="1A1A1A"/>
-                <w:sz w:val="21"/>
+                <w:sz w:val="22"/>
                 <w:szCs w:val="21"/>
               </w:rPr>
               <w:t xml:space="preserve">inside</w:t>
@@ -376,7 +381,7 @@
               <w:rPr>
                 <w:rFonts w:ascii="Avenir Next" w:hAnsi="Avenir Next" w:cs="Avenir Next" w:eastAsia="Avenir Next"/>
                 <w:color w:val="1A1A1A"/>
-                <w:sz w:val="21"/>
+                <w:sz w:val="22"/>
                 <w:szCs w:val="21"/>
               </w:rPr>
               <w:t xml:space="preserve"> the bars.</w:t>
@@ -395,6 +400,7 @@
           </w:tcPr>
           <w:p>
             <w:pPr>
+              <w:pStyle w:val="Heading1"/>
               <w:spacing w:before="0" w:after="0" w:line="240" w:lineRule="auto"/>
               <w:jc w:val="center"/>
             </w:pPr>
@@ -423,7 +429,7 @@
               <w:rPr>
                 <w:rFonts w:ascii="Avenir Next" w:hAnsi="Avenir Next" w:cs="Avenir Next" w:eastAsia="Avenir Next"/>
                 <w:color w:val="1A1A1A"/>
-                <w:sz w:val="21"/>
+                <w:sz w:val="22"/>
                 <w:szCs w:val="21"/>
               </w:rPr>
               <w:t xml:space="preserve">Find its </w:t>
@@ -433,7 +439,7 @@
                 <w:rFonts w:ascii="Avenir Next" w:hAnsi="Avenir Next" w:cs="Avenir Next" w:eastAsia="Avenir Next"/>
                 <w:b/>
                 <w:color w:val="1A1A1A"/>
-                <w:sz w:val="21"/>
+                <w:sz w:val="22"/>
                 <w:szCs w:val="21"/>
               </w:rPr>
               <w:t xml:space="preserve">distance</w:t>
@@ -442,7 +448,7 @@
               <w:rPr>
                 <w:rFonts w:ascii="Avenir Next" w:hAnsi="Avenir Next" w:cs="Avenir Next" w:eastAsia="Avenir Next"/>
                 <w:color w:val="1A1A1A"/>
-                <w:sz w:val="21"/>
+                <w:sz w:val="22"/>
                 <w:szCs w:val="21"/>
               </w:rPr>
               <w:t xml:space="preserve"> from 0.</w:t>
@@ -461,6 +467,7 @@
           </w:tcPr>
           <w:p>
             <w:pPr>
+              <w:pStyle w:val="Heading1"/>
               <w:spacing w:before="0" w:after="0" w:line="240" w:lineRule="auto"/>
               <w:jc w:val="center"/>
             </w:pPr>
@@ -489,7 +496,7 @@
               <w:rPr>
                 <w:rFonts w:ascii="Avenir Next" w:hAnsi="Avenir Next" w:cs="Avenir Next" w:eastAsia="Avenir Next"/>
                 <w:color w:val="1A1A1A"/>
-                <w:sz w:val="21"/>
+                <w:sz w:val="22"/>
                 <w:szCs w:val="21"/>
               </w:rPr>
               <w:t xml:space="preserve">Write the distance. It is </w:t>
@@ -499,7 +506,7 @@
                 <w:rFonts w:ascii="Avenir Next" w:hAnsi="Avenir Next" w:cs="Avenir Next" w:eastAsia="Avenir Next"/>
                 <w:b/>
                 <w:color w:val="1A1A1A"/>
-                <w:sz w:val="21"/>
+                <w:sz w:val="22"/>
                 <w:szCs w:val="21"/>
               </w:rPr>
               <w:t xml:space="preserve">never negative</w:t>
@@ -508,7 +515,7 @@
               <w:rPr>
                 <w:rFonts w:ascii="Avenir Next" w:hAnsi="Avenir Next" w:cs="Avenir Next" w:eastAsia="Avenir Next"/>
                 <w:color w:val="1A1A1A"/>
-                <w:sz w:val="21"/>
+                <w:sz w:val="22"/>
                 <w:szCs w:val="21"/>
               </w:rPr>
               <w:t xml:space="preserve">.</w:t>
@@ -519,6 +526,7 @@
     </w:tbl>
     <w:p>
       <w:pPr>
+        <w:pStyle w:val="Heading2"/>
         <w:keepNext/>
         <w:pBdr>
           <w:bottom w:val="single" w:sz="8" w:space="3" w:color="003A70"/>
@@ -534,7 +542,7 @@
           <w:b/>
           <w:color w:val="003A70"/>
           <w:spacing w:val="14"/>
-          <w:sz w:val="19"/>
+          <w:sz w:val="22"/>
           <w:szCs w:val="19"/>
         </w:rPr>
         <w:t xml:space="preserve">WATCH ME</w:t>
@@ -553,7 +561,7 @@
           <w:rFonts w:ascii="Avenir Next" w:hAnsi="Avenir Next" w:cs="Avenir Next" w:eastAsia="Avenir Next"/>
           <w:i/>
           <w:color w:val="5A5F66"/>
-          <w:sz w:val="17"/>
+          <w:sz w:val="22"/>
           <w:szCs w:val="17"/>
         </w:rPr>
         <w:t xml:space="preserve">the steps in action</w:t>
@@ -568,7 +576,7 @@
           <w:rFonts w:ascii="Avenir Next" w:hAnsi="Avenir Next" w:cs="Avenir Next" w:eastAsia="Avenir Next"/>
           <w:b/>
           <w:color w:val="1A1A1A"/>
-          <w:sz w:val="21"/>
+          <w:sz w:val="22"/>
           <w:szCs w:val="21"/>
         </w:rPr>
         <w:t xml:space="preserve">Find |−12.5|.</w:t>
@@ -587,25 +595,25 @@
           <w:rFonts w:ascii="Avenir Next" w:hAnsi="Avenir Next" w:cs="Avenir Next" w:eastAsia="Avenir Next"/>
           <w:b/>
           <w:color w:val="003A70"/>
+          <w:sz w:val="22"/>
+          <w:szCs w:val="19"/>
+        </w:rPr>
+        <w:t xml:space="preserve">Step 1</w:t>
+      </w:r>
+      <w:r>
+        <w:rPr>
+          <w:rFonts w:ascii="Avenir Next" w:hAnsi="Avenir Next" w:cs="Avenir Next" w:eastAsia="Avenir Next"/>
+          <w:color w:val="1A1A1A"/>
           <w:sz w:val="19"/>
           <w:szCs w:val="19"/>
         </w:rPr>
-        <w:t xml:space="preserve">Step 1</w:t>
-      </w:r>
-      <w:r>
-        <w:rPr>
-          <w:rFonts w:ascii="Avenir Next" w:hAnsi="Avenir Next" w:cs="Avenir Next" w:eastAsia="Avenir Next"/>
-          <w:color w:val="1A1A1A"/>
-          <w:sz w:val="19"/>
-          <w:szCs w:val="19"/>
-        </w:rPr>
         <w:tab/>
       </w:r>
       <w:r>
         <w:rPr>
           <w:rFonts w:ascii="Avenir Next" w:hAnsi="Avenir Next" w:cs="Avenir Next" w:eastAsia="Avenir Next"/>
           <w:color w:val="1A1A1A"/>
-          <w:sz w:val="21"/>
+          <w:sz w:val="22"/>
           <w:szCs w:val="21"/>
         </w:rPr>
         <w:t xml:space="preserve">Inside the bars: −12.5</w:t>
@@ -624,25 +632,25 @@
           <w:rFonts w:ascii="Avenir Next" w:hAnsi="Avenir Next" w:cs="Avenir Next" w:eastAsia="Avenir Next"/>
           <w:b/>
           <w:color w:val="003A70"/>
+          <w:sz w:val="22"/>
+          <w:szCs w:val="19"/>
+        </w:rPr>
+        <w:t xml:space="preserve">Step 2</w:t>
+      </w:r>
+      <w:r>
+        <w:rPr>
+          <w:rFonts w:ascii="Avenir Next" w:hAnsi="Avenir Next" w:cs="Avenir Next" w:eastAsia="Avenir Next"/>
+          <w:color w:val="1A1A1A"/>
           <w:sz w:val="19"/>
           <w:szCs w:val="19"/>
         </w:rPr>
-        <w:t xml:space="preserve">Step 2</w:t>
-      </w:r>
-      <w:r>
-        <w:rPr>
-          <w:rFonts w:ascii="Avenir Next" w:hAnsi="Avenir Next" w:cs="Avenir Next" w:eastAsia="Avenir Next"/>
-          <w:color w:val="1A1A1A"/>
-          <w:sz w:val="19"/>
-          <w:szCs w:val="19"/>
-        </w:rPr>
         <w:tab/>
       </w:r>
       <w:r>
         <w:rPr>
           <w:rFonts w:ascii="Avenir Next" w:hAnsi="Avenir Next" w:cs="Avenir Next" w:eastAsia="Avenir Next"/>
           <w:color w:val="1A1A1A"/>
-          <w:sz w:val="21"/>
+          <w:sz w:val="22"/>
           <w:szCs w:val="21"/>
         </w:rPr>
         <w:t xml:space="preserve">−12.5 is 12.5 units from 0.</w:t>
@@ -661,25 +669,25 @@
           <w:rFonts w:ascii="Avenir Next" w:hAnsi="Avenir Next" w:cs="Avenir Next" w:eastAsia="Avenir Next"/>
           <w:b/>
           <w:color w:val="003A70"/>
+          <w:sz w:val="22"/>
+          <w:szCs w:val="19"/>
+        </w:rPr>
+        <w:t xml:space="preserve">Step 3</w:t>
+      </w:r>
+      <w:r>
+        <w:rPr>
+          <w:rFonts w:ascii="Avenir Next" w:hAnsi="Avenir Next" w:cs="Avenir Next" w:eastAsia="Avenir Next"/>
+          <w:color w:val="1A1A1A"/>
           <w:sz w:val="19"/>
           <w:szCs w:val="19"/>
         </w:rPr>
-        <w:t xml:space="preserve">Step 3</w:t>
-      </w:r>
-      <w:r>
-        <w:rPr>
-          <w:rFonts w:ascii="Avenir Next" w:hAnsi="Avenir Next" w:cs="Avenir Next" w:eastAsia="Avenir Next"/>
-          <w:color w:val="1A1A1A"/>
-          <w:sz w:val="19"/>
-          <w:szCs w:val="19"/>
-        </w:rPr>
         <w:tab/>
       </w:r>
       <w:r>
         <w:rPr>
           <w:rFonts w:ascii="Avenir Next" w:hAnsi="Avenir Next" w:cs="Avenir Next" w:eastAsia="Avenir Next"/>
           <w:color w:val="1A1A1A"/>
-          <w:sz w:val="21"/>
+          <w:sz w:val="22"/>
           <w:szCs w:val="21"/>
         </w:rPr>
         <w:t xml:space="preserve">|−12.5| = 12.5</w:t>
@@ -698,18 +706,18 @@
           <w:rFonts w:ascii="Avenir Next" w:hAnsi="Avenir Next" w:cs="Avenir Next" w:eastAsia="Avenir Next"/>
           <w:b/>
           <w:color w:val="1A1A1A"/>
+          <w:sz w:val="22"/>
+          <w:szCs w:val="21"/>
+        </w:rPr>
+        <w:t xml:space="preserve">Answer</w:t>
+      </w:r>
+      <w:r>
+        <w:rPr>
+          <w:rFonts w:ascii="Avenir Next" w:hAnsi="Avenir Next" w:cs="Avenir Next" w:eastAsia="Avenir Next"/>
+          <w:color w:val="1A1A1A"/>
           <w:sz w:val="21"/>
           <w:szCs w:val="21"/>
         </w:rPr>
-        <w:t xml:space="preserve">Answer</w:t>
-      </w:r>
-      <w:r>
-        <w:rPr>
-          <w:rFonts w:ascii="Avenir Next" w:hAnsi="Avenir Next" w:cs="Avenir Next" w:eastAsia="Avenir Next"/>
-          <w:color w:val="1A1A1A"/>
-          <w:sz w:val="21"/>
-          <w:szCs w:val="21"/>
-        </w:rPr>
         <w:tab/>
       </w:r>
       <w:r>
@@ -717,7 +725,7 @@
           <w:rFonts w:ascii="Avenir Next" w:hAnsi="Avenir Next" w:cs="Avenir Next" w:eastAsia="Avenir Next"/>
           <w:b/>
           <w:color w:val="1A1A1A"/>
-          <w:sz w:val="21"/>
+          <w:sz w:val="22"/>
           <w:szCs w:val="21"/>
         </w:rPr>
         <w:t xml:space="preserve">12.5</w:t>
@@ -725,6 +733,7 @@
     </w:p>
     <w:p>
       <w:pPr>
+        <w:pStyle w:val="Heading2"/>
         <w:keepNext/>
         <w:pBdr>
           <w:bottom w:val="single" w:sz="8" w:space="3" w:color="003A70"/>
@@ -740,7 +749,7 @@
           <w:b/>
           <w:color w:val="003A70"/>
           <w:spacing w:val="14"/>
-          <w:sz w:val="19"/>
+          <w:sz w:val="22"/>
           <w:szCs w:val="19"/>
         </w:rPr>
         <w:t xml:space="preserve">TRY IT WITH HELP</w:t>
@@ -759,7 +768,7 @@
           <w:rFonts w:ascii="Avenir Next" w:hAnsi="Avenir Next" w:cs="Avenir Next" w:eastAsia="Avenir Next"/>
           <w:i/>
           <w:color w:val="5A5F66"/>
-          <w:sz w:val="17"/>
+          <w:sz w:val="22"/>
           <w:szCs w:val="17"/>
         </w:rPr>
         <w:t xml:space="preserve">fill in each step</w:t>
@@ -817,25 +826,25 @@
           <w:rFonts w:ascii="Avenir Next" w:hAnsi="Avenir Next" w:cs="Avenir Next" w:eastAsia="Avenir Next"/>
           <w:b/>
           <w:color w:val="003A70"/>
+          <w:sz w:val="22"/>
+          <w:szCs w:val="18"/>
+        </w:rPr>
+        <w:t xml:space="preserve">Step 1</w:t>
+      </w:r>
+      <w:r>
+        <w:rPr>
+          <w:rFonts w:ascii="Avenir Next" w:hAnsi="Avenir Next" w:cs="Avenir Next" w:eastAsia="Avenir Next"/>
+          <w:color w:val="1A1A1A"/>
           <w:sz w:val="18"/>
           <w:szCs w:val="18"/>
         </w:rPr>
-        <w:t xml:space="preserve">Step 1</w:t>
-      </w:r>
-      <w:r>
-        <w:rPr>
-          <w:rFonts w:ascii="Avenir Next" w:hAnsi="Avenir Next" w:cs="Avenir Next" w:eastAsia="Avenir Next"/>
-          <w:color w:val="1A1A1A"/>
-          <w:sz w:val="18"/>
-          <w:szCs w:val="18"/>
-        </w:rPr>
         <w:tab/>
       </w:r>
       <w:r>
         <w:rPr>
           <w:rFonts w:ascii="Avenir Next" w:hAnsi="Avenir Next" w:cs="Avenir Next" w:eastAsia="Avenir Next"/>
           <w:color w:val="1A1A1A"/>
-          <w:sz w:val="21"/>
+          <w:sz w:val="22"/>
           <w:szCs w:val="21"/>
         </w:rPr>
         <w:t xml:space="preserve">Inside the bars: </w:t>
@@ -865,35 +874,35 @@
           <w:rFonts w:ascii="Avenir Next" w:hAnsi="Avenir Next" w:cs="Avenir Next" w:eastAsia="Avenir Next"/>
           <w:b/>
           <w:color w:val="003A70"/>
+          <w:sz w:val="22"/>
+          <w:szCs w:val="18"/>
+        </w:rPr>
+        <w:t xml:space="preserve">Step 2</w:t>
+      </w:r>
+      <w:r>
+        <w:rPr>
+          <w:rFonts w:ascii="Avenir Next" w:hAnsi="Avenir Next" w:cs="Avenir Next" w:eastAsia="Avenir Next"/>
+          <w:color w:val="1A1A1A"/>
           <w:sz w:val="18"/>
           <w:szCs w:val="18"/>
         </w:rPr>
-        <w:t xml:space="preserve">Step 2</w:t>
-      </w:r>
-      <w:r>
-        <w:rPr>
-          <w:rFonts w:ascii="Avenir Next" w:hAnsi="Avenir Next" w:cs="Avenir Next" w:eastAsia="Avenir Next"/>
-          <w:color w:val="1A1A1A"/>
-          <w:sz w:val="18"/>
-          <w:szCs w:val="18"/>
-        </w:rPr>
         <w:tab/>
       </w:r>
       <w:r>
         <w:rPr>
           <w:rFonts w:ascii="Avenir Next" w:hAnsi="Avenir Next" w:cs="Avenir Next" w:eastAsia="Avenir Next"/>
           <w:color w:val="1A1A1A"/>
+          <w:sz w:val="22"/>
+          <w:szCs w:val="21"/>
+        </w:rPr>
+        <w:t xml:space="preserve">It is </w:t>
+      </w:r>
+      <w:r>
+        <w:rPr>
+          <w:rFonts w:ascii="Avenir Next" w:hAnsi="Avenir Next" w:cs="Avenir Next" w:eastAsia="Avenir Next"/>
+          <w:color w:val="1A1A1A"/>
           <w:sz w:val="21"/>
           <w:szCs w:val="21"/>
-        </w:rPr>
-        <w:t xml:space="preserve">It is </w:t>
-      </w:r>
-      <w:r>
-        <w:rPr>
-          <w:rFonts w:ascii="Avenir Next" w:hAnsi="Avenir Next" w:cs="Avenir Next" w:eastAsia="Avenir Next"/>
-          <w:color w:val="1A1A1A"/>
-          <w:sz w:val="21"/>
-          <w:szCs w:val="21"/>
           <w:u w:val="single"/>
         </w:rPr>
         <w:t xml:space="preserve">                </w:t>
@@ -902,7 +911,7 @@
         <w:rPr>
           <w:rFonts w:ascii="Avenir Next" w:hAnsi="Avenir Next" w:cs="Avenir Next" w:eastAsia="Avenir Next"/>
           <w:color w:val="1A1A1A"/>
-          <w:sz w:val="21"/>
+          <w:sz w:val="22"/>
           <w:szCs w:val="21"/>
         </w:rPr>
         <w:t xml:space="preserve"> units from 0.</w:t>
@@ -922,25 +931,25 @@
           <w:rFonts w:ascii="Avenir Next" w:hAnsi="Avenir Next" w:cs="Avenir Next" w:eastAsia="Avenir Next"/>
           <w:b/>
           <w:color w:val="003A70"/>
+          <w:sz w:val="22"/>
+          <w:szCs w:val="18"/>
+        </w:rPr>
+        <w:t xml:space="preserve">Step 3</w:t>
+      </w:r>
+      <w:r>
+        <w:rPr>
+          <w:rFonts w:ascii="Avenir Next" w:hAnsi="Avenir Next" w:cs="Avenir Next" w:eastAsia="Avenir Next"/>
+          <w:color w:val="1A1A1A"/>
           <w:sz w:val="18"/>
           <w:szCs w:val="18"/>
         </w:rPr>
-        <w:t xml:space="preserve">Step 3</w:t>
-      </w:r>
-      <w:r>
-        <w:rPr>
-          <w:rFonts w:ascii="Avenir Next" w:hAnsi="Avenir Next" w:cs="Avenir Next" w:eastAsia="Avenir Next"/>
-          <w:color w:val="1A1A1A"/>
-          <w:sz w:val="18"/>
-          <w:szCs w:val="18"/>
-        </w:rPr>
         <w:tab/>
       </w:r>
       <w:r>
         <w:rPr>
           <w:rFonts w:ascii="Avenir Next" w:hAnsi="Avenir Next" w:cs="Avenir Next" w:eastAsia="Avenir Next"/>
           <w:color w:val="1A1A1A"/>
-          <w:sz w:val="21"/>
+          <w:sz w:val="22"/>
           <w:szCs w:val="21"/>
         </w:rPr>
         <w:t xml:space="preserve">|−14| = </w:t>
@@ -1013,25 +1022,25 @@
           <w:rFonts w:ascii="Avenir Next" w:hAnsi="Avenir Next" w:cs="Avenir Next" w:eastAsia="Avenir Next"/>
           <w:b/>
           <w:color w:val="003A70"/>
+          <w:sz w:val="22"/>
+          <w:szCs w:val="18"/>
+        </w:rPr>
+        <w:t xml:space="preserve">Step 1</w:t>
+      </w:r>
+      <w:r>
+        <w:rPr>
+          <w:rFonts w:ascii="Avenir Next" w:hAnsi="Avenir Next" w:cs="Avenir Next" w:eastAsia="Avenir Next"/>
+          <w:color w:val="1A1A1A"/>
           <w:sz w:val="18"/>
           <w:szCs w:val="18"/>
         </w:rPr>
-        <w:t xml:space="preserve">Step 1</w:t>
-      </w:r>
-      <w:r>
-        <w:rPr>
-          <w:rFonts w:ascii="Avenir Next" w:hAnsi="Avenir Next" w:cs="Avenir Next" w:eastAsia="Avenir Next"/>
-          <w:color w:val="1A1A1A"/>
-          <w:sz w:val="18"/>
-          <w:szCs w:val="18"/>
-        </w:rPr>
         <w:tab/>
       </w:r>
       <w:r>
         <w:rPr>
           <w:rFonts w:ascii="Avenir Next" w:hAnsi="Avenir Next" w:cs="Avenir Next" w:eastAsia="Avenir Next"/>
           <w:color w:val="1A1A1A"/>
-          <w:sz w:val="21"/>
+          <w:sz w:val="22"/>
           <w:szCs w:val="21"/>
         </w:rPr>
         <w:t xml:space="preserve">Inside the bars: </w:t>
@@ -1061,35 +1070,35 @@
           <w:rFonts w:ascii="Avenir Next" w:hAnsi="Avenir Next" w:cs="Avenir Next" w:eastAsia="Avenir Next"/>
           <w:b/>
           <w:color w:val="003A70"/>
+          <w:sz w:val="22"/>
+          <w:szCs w:val="18"/>
+        </w:rPr>
+        <w:t xml:space="preserve">Step 2</w:t>
+      </w:r>
+      <w:r>
+        <w:rPr>
+          <w:rFonts w:ascii="Avenir Next" w:hAnsi="Avenir Next" w:cs="Avenir Next" w:eastAsia="Avenir Next"/>
+          <w:color w:val="1A1A1A"/>
           <w:sz w:val="18"/>
           <w:szCs w:val="18"/>
         </w:rPr>
-        <w:t xml:space="preserve">Step 2</w:t>
-      </w:r>
-      <w:r>
-        <w:rPr>
-          <w:rFonts w:ascii="Avenir Next" w:hAnsi="Avenir Next" w:cs="Avenir Next" w:eastAsia="Avenir Next"/>
-          <w:color w:val="1A1A1A"/>
-          <w:sz w:val="18"/>
-          <w:szCs w:val="18"/>
-        </w:rPr>
         <w:tab/>
       </w:r>
       <w:r>
         <w:rPr>
           <w:rFonts w:ascii="Avenir Next" w:hAnsi="Avenir Next" w:cs="Avenir Next" w:eastAsia="Avenir Next"/>
           <w:color w:val="1A1A1A"/>
+          <w:sz w:val="22"/>
+          <w:szCs w:val="21"/>
+        </w:rPr>
+        <w:t xml:space="preserve">It is </w:t>
+      </w:r>
+      <w:r>
+        <w:rPr>
+          <w:rFonts w:ascii="Avenir Next" w:hAnsi="Avenir Next" w:cs="Avenir Next" w:eastAsia="Avenir Next"/>
+          <w:color w:val="1A1A1A"/>
           <w:sz w:val="21"/>
           <w:szCs w:val="21"/>
-        </w:rPr>
-        <w:t xml:space="preserve">It is </w:t>
-      </w:r>
-      <w:r>
-        <w:rPr>
-          <w:rFonts w:ascii="Avenir Next" w:hAnsi="Avenir Next" w:cs="Avenir Next" w:eastAsia="Avenir Next"/>
-          <w:color w:val="1A1A1A"/>
-          <w:sz w:val="21"/>
-          <w:szCs w:val="21"/>
           <w:u w:val="single"/>
         </w:rPr>
         <w:t xml:space="preserve">                </w:t>
@@ -1098,7 +1107,7 @@
         <w:rPr>
           <w:rFonts w:ascii="Avenir Next" w:hAnsi="Avenir Next" w:cs="Avenir Next" w:eastAsia="Avenir Next"/>
           <w:color w:val="1A1A1A"/>
-          <w:sz w:val="21"/>
+          <w:sz w:val="22"/>
           <w:szCs w:val="21"/>
         </w:rPr>
         <w:t xml:space="preserve"> units from 0.</w:t>
@@ -1118,35 +1127,35 @@
           <w:rFonts w:ascii="Avenir Next" w:hAnsi="Avenir Next" w:cs="Avenir Next" w:eastAsia="Avenir Next"/>
           <w:b/>
           <w:color w:val="003A70"/>
+          <w:sz w:val="22"/>
+          <w:szCs w:val="18"/>
+        </w:rPr>
+        <w:t xml:space="preserve">Step 3</w:t>
+      </w:r>
+      <w:r>
+        <w:rPr>
+          <w:rFonts w:ascii="Avenir Next" w:hAnsi="Avenir Next" w:cs="Avenir Next" w:eastAsia="Avenir Next"/>
+          <w:color w:val="1A1A1A"/>
           <w:sz w:val="18"/>
           <w:szCs w:val="18"/>
         </w:rPr>
-        <w:t xml:space="preserve">Step 3</w:t>
-      </w:r>
-      <w:r>
-        <w:rPr>
-          <w:rFonts w:ascii="Avenir Next" w:hAnsi="Avenir Next" w:cs="Avenir Next" w:eastAsia="Avenir Next"/>
-          <w:color w:val="1A1A1A"/>
-          <w:sz w:val="18"/>
-          <w:szCs w:val="18"/>
-        </w:rPr>
         <w:tab/>
       </w:r>
       <w:r>
         <w:rPr>
           <w:rFonts w:ascii="Avenir Next" w:hAnsi="Avenir Next" w:cs="Avenir Next" w:eastAsia="Avenir Next"/>
           <w:color w:val="1A1A1A"/>
+          <w:sz w:val="22"/>
+          <w:szCs w:val="21"/>
+        </w:rPr>
+        <w:t xml:space="preserve">|6.25| = </w:t>
+      </w:r>
+      <w:r>
+        <w:rPr>
+          <w:rFonts w:ascii="Avenir Next" w:hAnsi="Avenir Next" w:cs="Avenir Next" w:eastAsia="Avenir Next"/>
+          <w:color w:val="1A1A1A"/>
           <w:sz w:val="21"/>
           <w:szCs w:val="21"/>
-        </w:rPr>
-        <w:t xml:space="preserve">|6.25| = </w:t>
-      </w:r>
-      <w:r>
-        <w:rPr>
-          <w:rFonts w:ascii="Avenir Next" w:hAnsi="Avenir Next" w:cs="Avenir Next" w:eastAsia="Avenir Next"/>
-          <w:color w:val="1A1A1A"/>
-          <w:sz w:val="21"/>
-          <w:szCs w:val="21"/>
           <w:u w:val="single"/>
         </w:rPr>
         <w:t xml:space="preserve">                </w:t>
@@ -1159,6 +1168,7 @@
     </w:p>
     <w:p>
       <w:pPr>
+        <w:pStyle w:val="Heading2"/>
         <w:keepNext/>
         <w:pBdr>
           <w:bottom w:val="single" w:sz="8" w:space="3" w:color="003A70"/>
@@ -1174,7 +1184,7 @@
           <w:b/>
           <w:color w:val="003A70"/>
           <w:spacing w:val="14"/>
-          <w:sz w:val="19"/>
+          <w:sz w:val="22"/>
           <w:szCs w:val="19"/>
         </w:rPr>
         <w:t xml:space="preserve">YOUR TURN</w:t>
@@ -1193,7 +1203,7 @@
           <w:rFonts w:ascii="Avenir Next" w:hAnsi="Avenir Next" w:cs="Avenir Next" w:eastAsia="Avenir Next"/>
           <w:i/>
           <w:color w:val="5A5F66"/>
-          <w:sz w:val="17"/>
+          <w:sz w:val="22"/>
           <w:szCs w:val="17"/>
         </w:rPr>
         <w:t xml:space="preserve">use the steps on your own</w:t>
@@ -1365,7 +1375,7 @@
                       <w:szCs w:val="22"/>
                       <w:u w:val="single"/>
                     </w:rPr>
-                    <w:t xml:space="preserve">        </w:t>
+                    <w:t xml:space="preserve">            </w:t>
                   </w:r>
                 </w:p>
               </w:tc>
@@ -1427,7 +1437,7 @@
                       <w:szCs w:val="22"/>
                       <w:u w:val="single"/>
                     </w:rPr>
-                    <w:t xml:space="preserve">        </w:t>
+                    <w:t xml:space="preserve">            </w:t>
                   </w:r>
                 </w:p>
               </w:tc>
@@ -1489,7 +1499,7 @@
                       <w:szCs w:val="22"/>
                       <w:u w:val="single"/>
                     </w:rPr>
-                    <w:t xml:space="preserve">        </w:t>
+                    <w:t xml:space="preserve">            </w:t>
                   </w:r>
                 </w:p>
               </w:tc>
@@ -1557,7 +1567,7 @@
                       <w:szCs w:val="22"/>
                       <w:u w:val="single"/>
                     </w:rPr>
-                    <w:t xml:space="preserve">        </w:t>
+                    <w:t xml:space="preserve">            </w:t>
                   </w:r>
                 </w:p>
               </w:tc>
@@ -1619,7 +1629,7 @@
                       <w:szCs w:val="22"/>
                       <w:u w:val="single"/>
                     </w:rPr>
-                    <w:t xml:space="preserve">        </w:t>
+                    <w:t xml:space="preserve">            </w:t>
                   </w:r>
                 </w:p>
               </w:tc>
@@ -1681,7 +1691,7 @@
                       <w:szCs w:val="22"/>
                       <w:u w:val="single"/>
                     </w:rPr>
-                    <w:t xml:space="preserve">        </w:t>
+                    <w:t xml:space="preserve">            </w:t>
                   </w:r>
                 </w:p>
               </w:tc>
@@ -1704,7 +1714,7 @@
       <w:pPr>
         <w:pageBreakBefore/>
         <w:keepNext/>
-        <w:spacing w:before="0" w:after="12" w:line="264" w:lineRule="auto"/>
+        <w:spacing w:before="0" w:after="10" w:line="252" w:lineRule="auto"/>
       </w:pPr>
       <w:r>
         <w:rPr>
@@ -1713,7 +1723,7 @@
           <w:caps/>
           <w:color w:val="003A70"/>
           <w:spacing w:val="12"/>
-          <w:sz w:val="19"/>
+          <w:sz w:val="22"/>
           <w:szCs w:val="19"/>
         </w:rPr>
         <w:t xml:space="preserve">Lesson 7-3  ·  Session 2  ·  Prerequisite Practice B  ·  Skill 2 of 2</w:t>
@@ -1721,8 +1731,9 @@
     </w:p>
     <w:p>
       <w:pPr>
+        <w:pStyle w:val="Heading1"/>
         <w:keepNext/>
-        <w:spacing w:before="0" w:after="10" w:line="240" w:lineRule="auto"/>
+        <w:spacing w:before="0" w:after="8" w:line="240" w:lineRule="auto"/>
       </w:pPr>
       <w:r>
         <w:rPr>
@@ -1740,13 +1751,13 @@
         <w:pBdr>
           <w:bottom w:val="single" w:sz="4" w:space="5" w:color="C9CDD2"/>
         </w:pBdr>
-        <w:spacing w:before="0" w:after="60" w:line="264" w:lineRule="auto"/>
+        <w:spacing w:before="0" w:after="51" w:line="252" w:lineRule="auto"/>
       </w:pPr>
       <w:r>
         <w:rPr>
           <w:rFonts w:ascii="Avenir Next" w:hAnsi="Avenir Next" w:cs="Avenir Next" w:eastAsia="Avenir Next"/>
           <w:color w:val="5A5F66"/>
-          <w:sz w:val="17"/>
+          <w:sz w:val="22"/>
           <w:szCs w:val="17"/>
         </w:rPr>
         <w:t xml:space="preserve">Builds on Lesson 7-1 Session 1 · 6.NS.C.5</w:t>
@@ -1789,7 +1800,8 @@
           </w:tcPr>
           <w:p>
             <w:pPr>
-              <w:spacing w:before="0" w:after="0" w:line="252" w:lineRule="auto"/>
+              <w:pStyle w:val="Heading2"/>
+              <w:spacing w:before="0" w:after="0" w:line="246" w:lineRule="auto"/>
             </w:pPr>
             <w:r>
               <w:rPr>
@@ -1812,13 +1824,13 @@
           </w:tcPr>
           <w:p>
             <w:pPr>
-              <w:spacing w:before="0" w:after="0" w:line="264" w:lineRule="auto"/>
+              <w:spacing w:before="0" w:after="0" w:line="252" w:lineRule="auto"/>
             </w:pPr>
             <w:r>
               <w:rPr>
                 <w:rFonts w:ascii="Avenir Next" w:hAnsi="Avenir Next" w:cs="Avenir Next" w:eastAsia="Avenir Next"/>
                 <w:color w:val="1A1A1A"/>
-                <w:sz w:val="20"/>
+                <w:sz w:val="22"/>
                 <w:szCs w:val="20"/>
               </w:rPr>
               <w:t xml:space="preserve">You will read a trench 3.6 km below the surface as −3.6.</w:t>
@@ -1838,7 +1850,8 @@
           </w:tcPr>
           <w:p>
             <w:pPr>
-              <w:spacing w:before="0" w:after="0" w:line="252" w:lineRule="auto"/>
+              <w:pStyle w:val="Heading2"/>
+              <w:spacing w:before="0" w:after="0" w:line="246" w:lineRule="auto"/>
             </w:pPr>
             <w:r>
               <w:rPr>
@@ -1861,13 +1874,13 @@
           </w:tcPr>
           <w:p>
             <w:pPr>
-              <w:spacing w:before="0" w:after="0" w:line="264" w:lineRule="auto"/>
+              <w:spacing w:before="0" w:after="0" w:line="252" w:lineRule="auto"/>
             </w:pPr>
             <w:r>
               <w:rPr>
                 <w:rFonts w:ascii="Avenir Next" w:hAnsi="Avenir Next" w:cs="Avenir Next" w:eastAsia="Avenir Next"/>
                 <w:color w:val="1A1A1A"/>
-                <w:sz w:val="20"/>
+                <w:sz w:val="22"/>
                 <w:szCs w:val="20"/>
               </w:rPr>
               <w:t xml:space="preserve">Write a number for a situation, like 13 m below = −13.  </w:t>
@@ -1877,7 +1890,7 @@
                 <w:rFonts w:ascii="Avenir Next" w:hAnsi="Avenir Next" w:cs="Avenir Next" w:eastAsia="Avenir Next"/>
                 <w:b/>
                 <w:color w:val="1A1A1A"/>
-                <w:sz w:val="20"/>
+                <w:sz w:val="22"/>
                 <w:szCs w:val="20"/>
               </w:rPr>
               <w:t xml:space="preserve">You will use it in Practice Form A, problems 2 and 5.</w:t>
@@ -1888,6 +1901,7 @@
     </w:tbl>
     <w:p>
       <w:pPr>
+        <w:pStyle w:val="Heading2"/>
         <w:keepNext/>
         <w:pBdr>
           <w:bottom w:val="single" w:sz="8" w:space="3" w:color="003A70"/>
@@ -1895,7 +1909,7 @@
         <w:tabs>
           <w:tab w:val="right" w:pos="9504"/>
         </w:tabs>
-        <w:spacing w:before="50" w:after="36" w:line="240" w:lineRule="auto"/>
+        <w:spacing w:before="42" w:after="31" w:line="240" w:lineRule="auto"/>
       </w:pPr>
       <w:r>
         <w:rPr>
@@ -1903,7 +1917,7 @@
           <w:b/>
           <w:color w:val="003A70"/>
           <w:spacing w:val="14"/>
-          <w:sz w:val="19"/>
+          <w:sz w:val="22"/>
           <w:szCs w:val="19"/>
         </w:rPr>
         <w:t xml:space="preserve">STEPS TO FOLLOW</w:t>
@@ -1922,7 +1936,7 @@
           <w:rFonts w:ascii="Avenir Next" w:hAnsi="Avenir Next" w:cs="Avenir Next" w:eastAsia="Avenir Next"/>
           <w:i/>
           <w:color w:val="5A5F66"/>
-          <w:sz w:val="17"/>
+          <w:sz w:val="22"/>
           <w:szCs w:val="17"/>
         </w:rPr>
         <w:t xml:space="preserve">use these same steps on every problem</w:t>
@@ -1964,6 +1978,7 @@
           </w:tcPr>
           <w:p>
             <w:pPr>
+              <w:pStyle w:val="Heading1"/>
               <w:spacing w:before="0" w:after="0" w:line="240" w:lineRule="auto"/>
               <w:jc w:val="center"/>
             </w:pPr>
@@ -1986,13 +2001,13 @@
           </w:tcPr>
           <w:p>
             <w:pPr>
-              <w:spacing w:before="0" w:after="0" w:line="264" w:lineRule="auto"/>
+              <w:spacing w:before="0" w:after="0" w:line="252" w:lineRule="auto"/>
             </w:pPr>
             <w:r>
               <w:rPr>
                 <w:rFonts w:ascii="Avenir Next" w:hAnsi="Avenir Next" w:cs="Avenir Next" w:eastAsia="Avenir Next"/>
                 <w:color w:val="1A1A1A"/>
-                <w:sz w:val="21"/>
+                <w:sz w:val="22"/>
                 <w:szCs w:val="21"/>
               </w:rPr>
               <w:t xml:space="preserve">Find the </w:t>
@@ -2002,7 +2017,7 @@
                 <w:rFonts w:ascii="Avenir Next" w:hAnsi="Avenir Next" w:cs="Avenir Next" w:eastAsia="Avenir Next"/>
                 <w:b/>
                 <w:color w:val="1A1A1A"/>
-                <w:sz w:val="21"/>
+                <w:sz w:val="22"/>
                 <w:szCs w:val="21"/>
               </w:rPr>
               <w:t xml:space="preserve">zero</w:t>
@@ -2011,7 +2026,7 @@
               <w:rPr>
                 <w:rFonts w:ascii="Avenir Next" w:hAnsi="Avenir Next" w:cs="Avenir Next" w:eastAsia="Avenir Next"/>
                 <w:color w:val="1A1A1A"/>
-                <w:sz w:val="21"/>
+                <w:sz w:val="22"/>
                 <w:szCs w:val="21"/>
               </w:rPr>
               <w:t xml:space="preserve"> point: the ground, sea level, or $0.</w:t>
@@ -2030,6 +2045,7 @@
           </w:tcPr>
           <w:p>
             <w:pPr>
+              <w:pStyle w:val="Heading1"/>
               <w:spacing w:before="0" w:after="0" w:line="240" w:lineRule="auto"/>
               <w:jc w:val="center"/>
             </w:pPr>
@@ -2052,13 +2068,13 @@
           </w:tcPr>
           <w:p>
             <w:pPr>
-              <w:spacing w:before="0" w:after="0" w:line="264" w:lineRule="auto"/>
+              <w:spacing w:before="0" w:after="0" w:line="252" w:lineRule="auto"/>
             </w:pPr>
             <w:r>
               <w:rPr>
                 <w:rFonts w:ascii="Avenir Next" w:hAnsi="Avenir Next" w:cs="Avenir Next" w:eastAsia="Avenir Next"/>
                 <w:color w:val="1A1A1A"/>
-                <w:sz w:val="21"/>
+                <w:sz w:val="22"/>
                 <w:szCs w:val="21"/>
               </w:rPr>
               <w:t xml:space="preserve">Choose the </w:t>
@@ -2068,7 +2084,7 @@
                 <w:rFonts w:ascii="Avenir Next" w:hAnsi="Avenir Next" w:cs="Avenir Next" w:eastAsia="Avenir Next"/>
                 <w:b/>
                 <w:color w:val="1A1A1A"/>
-                <w:sz w:val="21"/>
+                <w:sz w:val="22"/>
                 <w:szCs w:val="21"/>
               </w:rPr>
               <w:t xml:space="preserve">sign</w:t>
@@ -2077,7 +2093,7 @@
               <w:rPr>
                 <w:rFonts w:ascii="Avenir Next" w:hAnsi="Avenir Next" w:cs="Avenir Next" w:eastAsia="Avenir Next"/>
                 <w:color w:val="1A1A1A"/>
-                <w:sz w:val="21"/>
+                <w:sz w:val="22"/>
                 <w:szCs w:val="21"/>
               </w:rPr>
               <w:t xml:space="preserve">: above or gain is +. Below or loss is −.</w:t>
@@ -2096,6 +2112,7 @@
           </w:tcPr>
           <w:p>
             <w:pPr>
+              <w:pStyle w:val="Heading1"/>
               <w:spacing w:before="0" w:after="0" w:line="240" w:lineRule="auto"/>
               <w:jc w:val="center"/>
             </w:pPr>
@@ -2118,13 +2135,13 @@
           </w:tcPr>
           <w:p>
             <w:pPr>
-              <w:spacing w:before="0" w:after="0" w:line="264" w:lineRule="auto"/>
+              <w:spacing w:before="0" w:after="0" w:line="252" w:lineRule="auto"/>
             </w:pPr>
             <w:r>
               <w:rPr>
                 <w:rFonts w:ascii="Avenir Next" w:hAnsi="Avenir Next" w:cs="Avenir Next" w:eastAsia="Avenir Next"/>
                 <w:color w:val="1A1A1A"/>
-                <w:sz w:val="21"/>
+                <w:sz w:val="22"/>
                 <w:szCs w:val="21"/>
               </w:rPr>
               <w:t xml:space="preserve">Write the </w:t>
@@ -2134,7 +2151,7 @@
                 <w:rFonts w:ascii="Avenir Next" w:hAnsi="Avenir Next" w:cs="Avenir Next" w:eastAsia="Avenir Next"/>
                 <w:b/>
                 <w:color w:val="1A1A1A"/>
-                <w:sz w:val="21"/>
+                <w:sz w:val="22"/>
                 <w:szCs w:val="21"/>
               </w:rPr>
               <w:t xml:space="preserve">number</w:t>
@@ -2143,7 +2160,7 @@
               <w:rPr>
                 <w:rFonts w:ascii="Avenir Next" w:hAnsi="Avenir Next" w:cs="Avenir Next" w:eastAsia="Avenir Next"/>
                 <w:color w:val="1A1A1A"/>
-                <w:sz w:val="21"/>
+                <w:sz w:val="22"/>
                 <w:szCs w:val="21"/>
               </w:rPr>
               <w:t xml:space="preserve"> with its sign.</w:t>
@@ -2154,6 +2171,7 @@
     </w:tbl>
     <w:p>
       <w:pPr>
+        <w:pStyle w:val="Heading2"/>
         <w:keepNext/>
         <w:pBdr>
           <w:bottom w:val="single" w:sz="8" w:space="3" w:color="003A70"/>
@@ -2161,7 +2179,7 @@
         <w:tabs>
           <w:tab w:val="right" w:pos="9504"/>
         </w:tabs>
-        <w:spacing w:before="50" w:after="36" w:line="240" w:lineRule="auto"/>
+        <w:spacing w:before="42" w:after="31" w:line="240" w:lineRule="auto"/>
       </w:pPr>
       <w:r>
         <w:rPr>
@@ -2169,7 +2187,7 @@
           <w:b/>
           <w:color w:val="003A70"/>
           <w:spacing w:val="14"/>
-          <w:sz w:val="19"/>
+          <w:sz w:val="22"/>
           <w:szCs w:val="19"/>
         </w:rPr>
         <w:t xml:space="preserve">WATCH ME</w:t>
@@ -2188,7 +2206,7 @@
           <w:rFonts w:ascii="Avenir Next" w:hAnsi="Avenir Next" w:cs="Avenir Next" w:eastAsia="Avenir Next"/>
           <w:i/>
           <w:color w:val="5A5F66"/>
-          <w:sz w:val="17"/>
+          <w:sz w:val="22"/>
           <w:szCs w:val="17"/>
         </w:rPr>
         <w:t xml:space="preserve">the steps in action</w:t>
@@ -2196,14 +2214,14 @@
     </w:p>
     <w:p>
       <w:pPr>
-        <w:spacing w:before="0" w:after="40" w:line="264" w:lineRule="auto"/>
+        <w:spacing w:before="0" w:after="34" w:line="252" w:lineRule="auto"/>
       </w:pPr>
       <w:r>
         <w:rPr>
           <w:rFonts w:ascii="Avenir Next" w:hAnsi="Avenir Next" w:cs="Avenir Next" w:eastAsia="Avenir Next"/>
           <w:b/>
           <w:color w:val="1A1A1A"/>
-          <w:sz w:val="21"/>
+          <w:sz w:val="22"/>
           <w:szCs w:val="21"/>
         </w:rPr>
         <w:t xml:space="preserve">A diver is 13 meters below the surface. Write a number.</w:t>
@@ -2214,7 +2232,7 @@
         <w:tabs>
           <w:tab w:val="left" w:pos="950"/>
         </w:tabs>
-        <w:spacing w:before="0" w:after="24" w:line="256" w:lineRule="auto"/>
+        <w:spacing w:before="0" w:after="20" w:line="248" w:lineRule="auto"/>
         <w:ind w:left="950" w:hanging="950"/>
       </w:pPr>
       <w:r>
@@ -2222,25 +2240,25 @@
           <w:rFonts w:ascii="Avenir Next" w:hAnsi="Avenir Next" w:cs="Avenir Next" w:eastAsia="Avenir Next"/>
           <w:b/>
           <w:color w:val="003A70"/>
+          <w:sz w:val="22"/>
+          <w:szCs w:val="19"/>
+        </w:rPr>
+        <w:t xml:space="preserve">Step 1</w:t>
+      </w:r>
+      <w:r>
+        <w:rPr>
+          <w:rFonts w:ascii="Avenir Next" w:hAnsi="Avenir Next" w:cs="Avenir Next" w:eastAsia="Avenir Next"/>
+          <w:color w:val="1A1A1A"/>
           <w:sz w:val="19"/>
           <w:szCs w:val="19"/>
         </w:rPr>
-        <w:t xml:space="preserve">Step 1</w:t>
-      </w:r>
-      <w:r>
-        <w:rPr>
-          <w:rFonts w:ascii="Avenir Next" w:hAnsi="Avenir Next" w:cs="Avenir Next" w:eastAsia="Avenir Next"/>
-          <w:color w:val="1A1A1A"/>
-          <w:sz w:val="19"/>
-          <w:szCs w:val="19"/>
-        </w:rPr>
         <w:tab/>
       </w:r>
       <w:r>
         <w:rPr>
           <w:rFonts w:ascii="Avenir Next" w:hAnsi="Avenir Next" w:cs="Avenir Next" w:eastAsia="Avenir Next"/>
           <w:color w:val="1A1A1A"/>
-          <w:sz w:val="21"/>
+          <w:sz w:val="22"/>
           <w:szCs w:val="21"/>
         </w:rPr>
         <w:t xml:space="preserve">Zero is the surface.</w:t>
@@ -2251,7 +2269,7 @@
         <w:tabs>
           <w:tab w:val="left" w:pos="950"/>
         </w:tabs>
-        <w:spacing w:before="0" w:after="24" w:line="256" w:lineRule="auto"/>
+        <w:spacing w:before="0" w:after="20" w:line="248" w:lineRule="auto"/>
         <w:ind w:left="950" w:hanging="950"/>
       </w:pPr>
       <w:r>
@@ -2259,25 +2277,25 @@
           <w:rFonts w:ascii="Avenir Next" w:hAnsi="Avenir Next" w:cs="Avenir Next" w:eastAsia="Avenir Next"/>
           <w:b/>
           <w:color w:val="003A70"/>
+          <w:sz w:val="22"/>
+          <w:szCs w:val="19"/>
+        </w:rPr>
+        <w:t xml:space="preserve">Step 2</w:t>
+      </w:r>
+      <w:r>
+        <w:rPr>
+          <w:rFonts w:ascii="Avenir Next" w:hAnsi="Avenir Next" w:cs="Avenir Next" w:eastAsia="Avenir Next"/>
+          <w:color w:val="1A1A1A"/>
           <w:sz w:val="19"/>
           <w:szCs w:val="19"/>
         </w:rPr>
-        <w:t xml:space="preserve">Step 2</w:t>
-      </w:r>
-      <w:r>
-        <w:rPr>
-          <w:rFonts w:ascii="Avenir Next" w:hAnsi="Avenir Next" w:cs="Avenir Next" w:eastAsia="Avenir Next"/>
-          <w:color w:val="1A1A1A"/>
-          <w:sz w:val="19"/>
-          <w:szCs w:val="19"/>
-        </w:rPr>
         <w:tab/>
       </w:r>
       <w:r>
         <w:rPr>
           <w:rFonts w:ascii="Avenir Next" w:hAnsi="Avenir Next" w:cs="Avenir Next" w:eastAsia="Avenir Next"/>
           <w:color w:val="1A1A1A"/>
-          <w:sz w:val="21"/>
+          <w:sz w:val="22"/>
           <w:szCs w:val="21"/>
         </w:rPr>
         <w:t xml:space="preserve">Below the surface, so the sign is −.</w:t>
@@ -2288,7 +2306,7 @@
         <w:tabs>
           <w:tab w:val="left" w:pos="950"/>
         </w:tabs>
-        <w:spacing w:before="0" w:after="24" w:line="256" w:lineRule="auto"/>
+        <w:spacing w:before="0" w:after="20" w:line="248" w:lineRule="auto"/>
         <w:ind w:left="950" w:hanging="950"/>
       </w:pPr>
       <w:r>
@@ -2296,25 +2314,25 @@
           <w:rFonts w:ascii="Avenir Next" w:hAnsi="Avenir Next" w:cs="Avenir Next" w:eastAsia="Avenir Next"/>
           <w:b/>
           <w:color w:val="003A70"/>
+          <w:sz w:val="22"/>
+          <w:szCs w:val="19"/>
+        </w:rPr>
+        <w:t xml:space="preserve">Step 3</w:t>
+      </w:r>
+      <w:r>
+        <w:rPr>
+          <w:rFonts w:ascii="Avenir Next" w:hAnsi="Avenir Next" w:cs="Avenir Next" w:eastAsia="Avenir Next"/>
+          <w:color w:val="1A1A1A"/>
           <w:sz w:val="19"/>
           <w:szCs w:val="19"/>
         </w:rPr>
-        <w:t xml:space="preserve">Step 3</w:t>
-      </w:r>
-      <w:r>
-        <w:rPr>
-          <w:rFonts w:ascii="Avenir Next" w:hAnsi="Avenir Next" w:cs="Avenir Next" w:eastAsia="Avenir Next"/>
-          <w:color w:val="1A1A1A"/>
-          <w:sz w:val="19"/>
-          <w:szCs w:val="19"/>
-        </w:rPr>
         <w:tab/>
       </w:r>
       <w:r>
         <w:rPr>
           <w:rFonts w:ascii="Avenir Next" w:hAnsi="Avenir Next" w:cs="Avenir Next" w:eastAsia="Avenir Next"/>
           <w:color w:val="1A1A1A"/>
-          <w:sz w:val="21"/>
+          <w:sz w:val="22"/>
           <w:szCs w:val="21"/>
         </w:rPr>
         <w:t xml:space="preserve">Write −13.</w:t>
@@ -2325,7 +2343,7 @@
         <w:tabs>
           <w:tab w:val="left" w:pos="950"/>
         </w:tabs>
-        <w:spacing w:before="20" w:after="0" w:line="256" w:lineRule="auto"/>
+        <w:spacing w:before="17" w:after="0" w:line="248" w:lineRule="auto"/>
         <w:ind w:left="950" w:hanging="950"/>
       </w:pPr>
       <w:r>
@@ -2333,18 +2351,18 @@
           <w:rFonts w:ascii="Avenir Next" w:hAnsi="Avenir Next" w:cs="Avenir Next" w:eastAsia="Avenir Next"/>
           <w:b/>
           <w:color w:val="1A1A1A"/>
+          <w:sz w:val="22"/>
+          <w:szCs w:val="21"/>
+        </w:rPr>
+        <w:t xml:space="preserve">Answer</w:t>
+      </w:r>
+      <w:r>
+        <w:rPr>
+          <w:rFonts w:ascii="Avenir Next" w:hAnsi="Avenir Next" w:cs="Avenir Next" w:eastAsia="Avenir Next"/>
+          <w:color w:val="1A1A1A"/>
           <w:sz w:val="21"/>
           <w:szCs w:val="21"/>
         </w:rPr>
-        <w:t xml:space="preserve">Answer</w:t>
-      </w:r>
-      <w:r>
-        <w:rPr>
-          <w:rFonts w:ascii="Avenir Next" w:hAnsi="Avenir Next" w:cs="Avenir Next" w:eastAsia="Avenir Next"/>
-          <w:color w:val="1A1A1A"/>
-          <w:sz w:val="21"/>
-          <w:szCs w:val="21"/>
-        </w:rPr>
         <w:tab/>
       </w:r>
       <w:r>
@@ -2352,7 +2370,7 @@
           <w:rFonts w:ascii="Avenir Next" w:hAnsi="Avenir Next" w:cs="Avenir Next" w:eastAsia="Avenir Next"/>
           <w:b/>
           <w:color w:val="1A1A1A"/>
-          <w:sz w:val="21"/>
+          <w:sz w:val="22"/>
           <w:szCs w:val="21"/>
         </w:rPr>
         <w:t xml:space="preserve">−13</w:t>
@@ -2360,6 +2378,7 @@
     </w:p>
     <w:p>
       <w:pPr>
+        <w:pStyle w:val="Heading2"/>
         <w:keepNext/>
         <w:pBdr>
           <w:bottom w:val="single" w:sz="8" w:space="3" w:color="003A70"/>
@@ -2367,7 +2386,7 @@
         <w:tabs>
           <w:tab w:val="right" w:pos="9504"/>
         </w:tabs>
-        <w:spacing w:before="50" w:after="36" w:line="240" w:lineRule="auto"/>
+        <w:spacing w:before="42" w:after="31" w:line="240" w:lineRule="auto"/>
       </w:pPr>
       <w:r>
         <w:rPr>
@@ -2375,7 +2394,7 @@
           <w:b/>
           <w:color w:val="003A70"/>
           <w:spacing w:val="14"/>
-          <w:sz w:val="19"/>
+          <w:sz w:val="22"/>
           <w:szCs w:val="19"/>
         </w:rPr>
         <w:t xml:space="preserve">TRY IT WITH HELP</w:t>
@@ -2394,7 +2413,7 @@
           <w:rFonts w:ascii="Avenir Next" w:hAnsi="Avenir Next" w:cs="Avenir Next" w:eastAsia="Avenir Next"/>
           <w:i/>
           <w:color w:val="5A5F66"/>
-          <w:sz w:val="17"/>
+          <w:sz w:val="22"/>
           <w:szCs w:val="17"/>
         </w:rPr>
         <w:t xml:space="preserve">fill in each step</w:t>
@@ -2406,7 +2425,7 @@
         <w:tabs>
           <w:tab w:val="left" w:pos="432"/>
         </w:tabs>
-        <w:spacing w:before="90" w:after="40" w:line="268" w:lineRule="auto"/>
+        <w:spacing w:before="76" w:after="34" w:line="254" w:lineRule="auto"/>
         <w:ind w:left="432" w:hanging="432"/>
       </w:pPr>
       <w:r>
@@ -2444,7 +2463,7 @@
         <w:tabs>
           <w:tab w:val="left" w:pos="1300"/>
         </w:tabs>
-        <w:spacing w:before="0" w:after="24" w:line="272" w:lineRule="auto"/>
+        <w:spacing w:before="0" w:after="20" w:line="256" w:lineRule="auto"/>
         <w:ind w:left="1300" w:hanging="868"/>
       </w:pPr>
       <w:r>
@@ -2452,35 +2471,35 @@
           <w:rFonts w:ascii="Avenir Next" w:hAnsi="Avenir Next" w:cs="Avenir Next" w:eastAsia="Avenir Next"/>
           <w:b/>
           <w:color w:val="003A70"/>
+          <w:sz w:val="22"/>
+          <w:szCs w:val="18"/>
+        </w:rPr>
+        <w:t xml:space="preserve">Step 1</w:t>
+      </w:r>
+      <w:r>
+        <w:rPr>
+          <w:rFonts w:ascii="Avenir Next" w:hAnsi="Avenir Next" w:cs="Avenir Next" w:eastAsia="Avenir Next"/>
+          <w:color w:val="1A1A1A"/>
           <w:sz w:val="18"/>
           <w:szCs w:val="18"/>
         </w:rPr>
-        <w:t xml:space="preserve">Step 1</w:t>
-      </w:r>
-      <w:r>
-        <w:rPr>
-          <w:rFonts w:ascii="Avenir Next" w:hAnsi="Avenir Next" w:cs="Avenir Next" w:eastAsia="Avenir Next"/>
-          <w:color w:val="1A1A1A"/>
-          <w:sz w:val="18"/>
-          <w:szCs w:val="18"/>
-        </w:rPr>
         <w:tab/>
       </w:r>
       <w:r>
         <w:rPr>
           <w:rFonts w:ascii="Avenir Next" w:hAnsi="Avenir Next" w:cs="Avenir Next" w:eastAsia="Avenir Next"/>
           <w:color w:val="1A1A1A"/>
+          <w:sz w:val="22"/>
+          <w:szCs w:val="21"/>
+        </w:rPr>
+        <w:t xml:space="preserve">Zero is the starting </w:t>
+      </w:r>
+      <w:r>
+        <w:rPr>
+          <w:rFonts w:ascii="Avenir Next" w:hAnsi="Avenir Next" w:cs="Avenir Next" w:eastAsia="Avenir Next"/>
+          <w:color w:val="1A1A1A"/>
           <w:sz w:val="21"/>
           <w:szCs w:val="21"/>
-        </w:rPr>
-        <w:t xml:space="preserve">Zero is the starting </w:t>
-      </w:r>
-      <w:r>
-        <w:rPr>
-          <w:rFonts w:ascii="Avenir Next" w:hAnsi="Avenir Next" w:cs="Avenir Next" w:eastAsia="Avenir Next"/>
-          <w:color w:val="1A1A1A"/>
-          <w:sz w:val="21"/>
-          <w:szCs w:val="21"/>
           <w:u w:val="single"/>
         </w:rPr>
         <w:t xml:space="preserve">                </w:t>
@@ -2489,7 +2508,7 @@
         <w:rPr>
           <w:rFonts w:ascii="Avenir Next" w:hAnsi="Avenir Next" w:cs="Avenir Next" w:eastAsia="Avenir Next"/>
           <w:color w:val="1A1A1A"/>
-          <w:sz w:val="21"/>
+          <w:sz w:val="22"/>
           <w:szCs w:val="21"/>
         </w:rPr>
         <w:t xml:space="preserve">.</w:t>
@@ -2501,7 +2520,7 @@
         <w:tabs>
           <w:tab w:val="left" w:pos="1300"/>
         </w:tabs>
-        <w:spacing w:before="0" w:after="24" w:line="272" w:lineRule="auto"/>
+        <w:spacing w:before="0" w:after="20" w:line="256" w:lineRule="auto"/>
         <w:ind w:left="1300" w:hanging="868"/>
       </w:pPr>
       <w:r>
@@ -2509,35 +2528,35 @@
           <w:rFonts w:ascii="Avenir Next" w:hAnsi="Avenir Next" w:cs="Avenir Next" w:eastAsia="Avenir Next"/>
           <w:b/>
           <w:color w:val="003A70"/>
+          <w:sz w:val="22"/>
+          <w:szCs w:val="18"/>
+        </w:rPr>
+        <w:t xml:space="preserve">Step 2</w:t>
+      </w:r>
+      <w:r>
+        <w:rPr>
+          <w:rFonts w:ascii="Avenir Next" w:hAnsi="Avenir Next" w:cs="Avenir Next" w:eastAsia="Avenir Next"/>
+          <w:color w:val="1A1A1A"/>
           <w:sz w:val="18"/>
           <w:szCs w:val="18"/>
         </w:rPr>
-        <w:t xml:space="preserve">Step 2</w:t>
-      </w:r>
-      <w:r>
-        <w:rPr>
-          <w:rFonts w:ascii="Avenir Next" w:hAnsi="Avenir Next" w:cs="Avenir Next" w:eastAsia="Avenir Next"/>
-          <w:color w:val="1A1A1A"/>
-          <w:sz w:val="18"/>
-          <w:szCs w:val="18"/>
-        </w:rPr>
         <w:tab/>
       </w:r>
       <w:r>
         <w:rPr>
           <w:rFonts w:ascii="Avenir Next" w:hAnsi="Avenir Next" w:cs="Avenir Next" w:eastAsia="Avenir Next"/>
           <w:color w:val="1A1A1A"/>
+          <w:sz w:val="22"/>
+          <w:szCs w:val="21"/>
+        </w:rPr>
+        <w:t xml:space="preserve">A gain, so the sign is </w:t>
+      </w:r>
+      <w:r>
+        <w:rPr>
+          <w:rFonts w:ascii="Avenir Next" w:hAnsi="Avenir Next" w:cs="Avenir Next" w:eastAsia="Avenir Next"/>
+          <w:color w:val="1A1A1A"/>
           <w:sz w:val="21"/>
           <w:szCs w:val="21"/>
-        </w:rPr>
-        <w:t xml:space="preserve">A gain, so the sign is </w:t>
-      </w:r>
-      <w:r>
-        <w:rPr>
-          <w:rFonts w:ascii="Avenir Next" w:hAnsi="Avenir Next" w:cs="Avenir Next" w:eastAsia="Avenir Next"/>
-          <w:color w:val="1A1A1A"/>
-          <w:sz w:val="21"/>
-          <w:szCs w:val="21"/>
           <w:u w:val="single"/>
         </w:rPr>
         <w:t xml:space="preserve">                </w:t>
@@ -2546,7 +2565,7 @@
         <w:rPr>
           <w:rFonts w:ascii="Avenir Next" w:hAnsi="Avenir Next" w:cs="Avenir Next" w:eastAsia="Avenir Next"/>
           <w:color w:val="1A1A1A"/>
-          <w:sz w:val="21"/>
+          <w:sz w:val="22"/>
           <w:szCs w:val="21"/>
         </w:rPr>
         <w:t xml:space="preserve">.</w:t>
@@ -2558,7 +2577,7 @@
         <w:tabs>
           <w:tab w:val="left" w:pos="1300"/>
         </w:tabs>
-        <w:spacing w:before="0" w:after="24" w:line="272" w:lineRule="auto"/>
+        <w:spacing w:before="0" w:after="20" w:line="256" w:lineRule="auto"/>
         <w:ind w:left="1300" w:hanging="868"/>
       </w:pPr>
       <w:r>
@@ -2566,35 +2585,35 @@
           <w:rFonts w:ascii="Avenir Next" w:hAnsi="Avenir Next" w:cs="Avenir Next" w:eastAsia="Avenir Next"/>
           <w:b/>
           <w:color w:val="003A70"/>
+          <w:sz w:val="22"/>
+          <w:szCs w:val="18"/>
+        </w:rPr>
+        <w:t xml:space="preserve">Step 3</w:t>
+      </w:r>
+      <w:r>
+        <w:rPr>
+          <w:rFonts w:ascii="Avenir Next" w:hAnsi="Avenir Next" w:cs="Avenir Next" w:eastAsia="Avenir Next"/>
+          <w:color w:val="1A1A1A"/>
           <w:sz w:val="18"/>
           <w:szCs w:val="18"/>
         </w:rPr>
-        <w:t xml:space="preserve">Step 3</w:t>
-      </w:r>
-      <w:r>
-        <w:rPr>
-          <w:rFonts w:ascii="Avenir Next" w:hAnsi="Avenir Next" w:cs="Avenir Next" w:eastAsia="Avenir Next"/>
-          <w:color w:val="1A1A1A"/>
-          <w:sz w:val="18"/>
-          <w:szCs w:val="18"/>
-        </w:rPr>
         <w:tab/>
       </w:r>
       <w:r>
         <w:rPr>
           <w:rFonts w:ascii="Avenir Next" w:hAnsi="Avenir Next" w:cs="Avenir Next" w:eastAsia="Avenir Next"/>
           <w:color w:val="1A1A1A"/>
+          <w:sz w:val="22"/>
+          <w:szCs w:val="21"/>
+        </w:rPr>
+        <w:t xml:space="preserve">The number is </w:t>
+      </w:r>
+      <w:r>
+        <w:rPr>
+          <w:rFonts w:ascii="Avenir Next" w:hAnsi="Avenir Next" w:cs="Avenir Next" w:eastAsia="Avenir Next"/>
+          <w:color w:val="1A1A1A"/>
           <w:sz w:val="21"/>
           <w:szCs w:val="21"/>
-        </w:rPr>
-        <w:t xml:space="preserve">The number is </w:t>
-      </w:r>
-      <w:r>
-        <w:rPr>
-          <w:rFonts w:ascii="Avenir Next" w:hAnsi="Avenir Next" w:cs="Avenir Next" w:eastAsia="Avenir Next"/>
-          <w:color w:val="1A1A1A"/>
-          <w:sz w:val="21"/>
-          <w:szCs w:val="21"/>
           <w:u w:val="single"/>
         </w:rPr>
         <w:t xml:space="preserve">                </w:t>
@@ -2603,7 +2622,7 @@
         <w:rPr>
           <w:rFonts w:ascii="Avenir Next" w:hAnsi="Avenir Next" w:cs="Avenir Next" w:eastAsia="Avenir Next"/>
           <w:color w:val="1A1A1A"/>
-          <w:sz w:val="21"/>
+          <w:sz w:val="22"/>
           <w:szCs w:val="21"/>
         </w:rPr>
         <w:t xml:space="preserve">.</w:t>
@@ -2620,7 +2639,7 @@
         <w:tabs>
           <w:tab w:val="left" w:pos="432"/>
         </w:tabs>
-        <w:spacing w:before="90" w:after="40" w:line="268" w:lineRule="auto"/>
+        <w:spacing w:before="76" w:after="34" w:line="254" w:lineRule="auto"/>
         <w:ind w:left="432" w:hanging="432"/>
       </w:pPr>
       <w:r>
@@ -2658,7 +2677,7 @@
         <w:tabs>
           <w:tab w:val="left" w:pos="1300"/>
         </w:tabs>
-        <w:spacing w:before="0" w:after="24" w:line="272" w:lineRule="auto"/>
+        <w:spacing w:before="0" w:after="20" w:line="256" w:lineRule="auto"/>
         <w:ind w:left="1300" w:hanging="868"/>
       </w:pPr>
       <w:r>
@@ -2666,35 +2685,35 @@
           <w:rFonts w:ascii="Avenir Next" w:hAnsi="Avenir Next" w:cs="Avenir Next" w:eastAsia="Avenir Next"/>
           <w:b/>
           <w:color w:val="003A70"/>
+          <w:sz w:val="22"/>
+          <w:szCs w:val="18"/>
+        </w:rPr>
+        <w:t xml:space="preserve">Step 1</w:t>
+      </w:r>
+      <w:r>
+        <w:rPr>
+          <w:rFonts w:ascii="Avenir Next" w:hAnsi="Avenir Next" w:cs="Avenir Next" w:eastAsia="Avenir Next"/>
+          <w:color w:val="1A1A1A"/>
           <w:sz w:val="18"/>
           <w:szCs w:val="18"/>
         </w:rPr>
-        <w:t xml:space="preserve">Step 1</w:t>
-      </w:r>
-      <w:r>
-        <w:rPr>
-          <w:rFonts w:ascii="Avenir Next" w:hAnsi="Avenir Next" w:cs="Avenir Next" w:eastAsia="Avenir Next"/>
-          <w:color w:val="1A1A1A"/>
-          <w:sz w:val="18"/>
-          <w:szCs w:val="18"/>
-        </w:rPr>
         <w:tab/>
       </w:r>
       <w:r>
         <w:rPr>
           <w:rFonts w:ascii="Avenir Next" w:hAnsi="Avenir Next" w:cs="Avenir Next" w:eastAsia="Avenir Next"/>
           <w:color w:val="1A1A1A"/>
+          <w:sz w:val="22"/>
+          <w:szCs w:val="21"/>
+        </w:rPr>
+        <w:t xml:space="preserve">Zero is </w:t>
+      </w:r>
+      <w:r>
+        <w:rPr>
+          <w:rFonts w:ascii="Avenir Next" w:hAnsi="Avenir Next" w:cs="Avenir Next" w:eastAsia="Avenir Next"/>
+          <w:color w:val="1A1A1A"/>
           <w:sz w:val="21"/>
           <w:szCs w:val="21"/>
-        </w:rPr>
-        <w:t xml:space="preserve">Zero is </w:t>
-      </w:r>
-      <w:r>
-        <w:rPr>
-          <w:rFonts w:ascii="Avenir Next" w:hAnsi="Avenir Next" w:cs="Avenir Next" w:eastAsia="Avenir Next"/>
-          <w:color w:val="1A1A1A"/>
-          <w:sz w:val="21"/>
-          <w:szCs w:val="21"/>
           <w:u w:val="single"/>
         </w:rPr>
         <w:t xml:space="preserve">                </w:t>
@@ -2703,7 +2722,7 @@
         <w:rPr>
           <w:rFonts w:ascii="Avenir Next" w:hAnsi="Avenir Next" w:cs="Avenir Next" w:eastAsia="Avenir Next"/>
           <w:color w:val="1A1A1A"/>
-          <w:sz w:val="21"/>
+          <w:sz w:val="22"/>
           <w:szCs w:val="21"/>
         </w:rPr>
         <w:t xml:space="preserve">.</w:t>
@@ -2715,7 +2734,7 @@
         <w:tabs>
           <w:tab w:val="left" w:pos="1300"/>
         </w:tabs>
-        <w:spacing w:before="0" w:after="24" w:line="272" w:lineRule="auto"/>
+        <w:spacing w:before="0" w:after="20" w:line="256" w:lineRule="auto"/>
         <w:ind w:left="1300" w:hanging="868"/>
       </w:pPr>
       <w:r>
@@ -2723,35 +2742,35 @@
           <w:rFonts w:ascii="Avenir Next" w:hAnsi="Avenir Next" w:cs="Avenir Next" w:eastAsia="Avenir Next"/>
           <w:b/>
           <w:color w:val="003A70"/>
+          <w:sz w:val="22"/>
+          <w:szCs w:val="18"/>
+        </w:rPr>
+        <w:t xml:space="preserve">Step 2</w:t>
+      </w:r>
+      <w:r>
+        <w:rPr>
+          <w:rFonts w:ascii="Avenir Next" w:hAnsi="Avenir Next" w:cs="Avenir Next" w:eastAsia="Avenir Next"/>
+          <w:color w:val="1A1A1A"/>
           <w:sz w:val="18"/>
           <w:szCs w:val="18"/>
         </w:rPr>
-        <w:t xml:space="preserve">Step 2</w:t>
-      </w:r>
-      <w:r>
-        <w:rPr>
-          <w:rFonts w:ascii="Avenir Next" w:hAnsi="Avenir Next" w:cs="Avenir Next" w:eastAsia="Avenir Next"/>
-          <w:color w:val="1A1A1A"/>
-          <w:sz w:val="18"/>
-          <w:szCs w:val="18"/>
-        </w:rPr>
         <w:tab/>
       </w:r>
       <w:r>
         <w:rPr>
           <w:rFonts w:ascii="Avenir Next" w:hAnsi="Avenir Next" w:cs="Avenir Next" w:eastAsia="Avenir Next"/>
           <w:color w:val="1A1A1A"/>
+          <w:sz w:val="22"/>
+          <w:szCs w:val="21"/>
+        </w:rPr>
+        <w:t xml:space="preserve">Below sea level, so the sign is </w:t>
+      </w:r>
+      <w:r>
+        <w:rPr>
+          <w:rFonts w:ascii="Avenir Next" w:hAnsi="Avenir Next" w:cs="Avenir Next" w:eastAsia="Avenir Next"/>
+          <w:color w:val="1A1A1A"/>
           <w:sz w:val="21"/>
           <w:szCs w:val="21"/>
-        </w:rPr>
-        <w:t xml:space="preserve">Below sea level, so the sign is </w:t>
-      </w:r>
-      <w:r>
-        <w:rPr>
-          <w:rFonts w:ascii="Avenir Next" w:hAnsi="Avenir Next" w:cs="Avenir Next" w:eastAsia="Avenir Next"/>
-          <w:color w:val="1A1A1A"/>
-          <w:sz w:val="21"/>
-          <w:szCs w:val="21"/>
           <w:u w:val="single"/>
         </w:rPr>
         <w:t xml:space="preserve">                </w:t>
@@ -2760,7 +2779,7 @@
         <w:rPr>
           <w:rFonts w:ascii="Avenir Next" w:hAnsi="Avenir Next" w:cs="Avenir Next" w:eastAsia="Avenir Next"/>
           <w:color w:val="1A1A1A"/>
-          <w:sz w:val="21"/>
+          <w:sz w:val="22"/>
           <w:szCs w:val="21"/>
         </w:rPr>
         <w:t xml:space="preserve">.</w:t>
@@ -2772,7 +2791,7 @@
         <w:tabs>
           <w:tab w:val="left" w:pos="1300"/>
         </w:tabs>
-        <w:spacing w:before="0" w:after="24" w:line="272" w:lineRule="auto"/>
+        <w:spacing w:before="0" w:after="20" w:line="256" w:lineRule="auto"/>
         <w:ind w:left="1300" w:hanging="868"/>
       </w:pPr>
       <w:r>
@@ -2780,35 +2799,35 @@
           <w:rFonts w:ascii="Avenir Next" w:hAnsi="Avenir Next" w:cs="Avenir Next" w:eastAsia="Avenir Next"/>
           <w:b/>
           <w:color w:val="003A70"/>
+          <w:sz w:val="22"/>
+          <w:szCs w:val="18"/>
+        </w:rPr>
+        <w:t xml:space="preserve">Step 3</w:t>
+      </w:r>
+      <w:r>
+        <w:rPr>
+          <w:rFonts w:ascii="Avenir Next" w:hAnsi="Avenir Next" w:cs="Avenir Next" w:eastAsia="Avenir Next"/>
+          <w:color w:val="1A1A1A"/>
           <w:sz w:val="18"/>
           <w:szCs w:val="18"/>
         </w:rPr>
-        <w:t xml:space="preserve">Step 3</w:t>
-      </w:r>
-      <w:r>
-        <w:rPr>
-          <w:rFonts w:ascii="Avenir Next" w:hAnsi="Avenir Next" w:cs="Avenir Next" w:eastAsia="Avenir Next"/>
-          <w:color w:val="1A1A1A"/>
-          <w:sz w:val="18"/>
-          <w:szCs w:val="18"/>
-        </w:rPr>
         <w:tab/>
       </w:r>
       <w:r>
         <w:rPr>
           <w:rFonts w:ascii="Avenir Next" w:hAnsi="Avenir Next" w:cs="Avenir Next" w:eastAsia="Avenir Next"/>
           <w:color w:val="1A1A1A"/>
+          <w:sz w:val="22"/>
+          <w:szCs w:val="21"/>
+        </w:rPr>
+        <w:t xml:space="preserve">The number is </w:t>
+      </w:r>
+      <w:r>
+        <w:rPr>
+          <w:rFonts w:ascii="Avenir Next" w:hAnsi="Avenir Next" w:cs="Avenir Next" w:eastAsia="Avenir Next"/>
+          <w:color w:val="1A1A1A"/>
           <w:sz w:val="21"/>
           <w:szCs w:val="21"/>
-        </w:rPr>
-        <w:t xml:space="preserve">The number is </w:t>
-      </w:r>
-      <w:r>
-        <w:rPr>
-          <w:rFonts w:ascii="Avenir Next" w:hAnsi="Avenir Next" w:cs="Avenir Next" w:eastAsia="Avenir Next"/>
-          <w:color w:val="1A1A1A"/>
-          <w:sz w:val="21"/>
-          <w:szCs w:val="21"/>
           <w:u w:val="single"/>
         </w:rPr>
         <w:t xml:space="preserve">                </w:t>
@@ -2817,7 +2836,7 @@
         <w:rPr>
           <w:rFonts w:ascii="Avenir Next" w:hAnsi="Avenir Next" w:cs="Avenir Next" w:eastAsia="Avenir Next"/>
           <w:color w:val="1A1A1A"/>
-          <w:sz w:val="21"/>
+          <w:sz w:val="22"/>
           <w:szCs w:val="21"/>
         </w:rPr>
         <w:t xml:space="preserve">.</w:t>
@@ -2830,6 +2849,7 @@
     </w:p>
     <w:p>
       <w:pPr>
+        <w:pStyle w:val="Heading2"/>
         <w:keepNext/>
         <w:pBdr>
           <w:bottom w:val="single" w:sz="8" w:space="3" w:color="003A70"/>
@@ -2837,7 +2857,7 @@
         <w:tabs>
           <w:tab w:val="right" w:pos="9504"/>
         </w:tabs>
-        <w:spacing w:before="50" w:after="36" w:line="240" w:lineRule="auto"/>
+        <w:spacing w:before="42" w:after="31" w:line="240" w:lineRule="auto"/>
       </w:pPr>
       <w:r>
         <w:rPr>
@@ -2845,7 +2865,7 @@
           <w:b/>
           <w:color w:val="003A70"/>
           <w:spacing w:val="14"/>
-          <w:sz w:val="19"/>
+          <w:sz w:val="22"/>
           <w:szCs w:val="19"/>
         </w:rPr>
         <w:t xml:space="preserve">YOUR TURN</w:t>
@@ -2864,7 +2884,7 @@
           <w:rFonts w:ascii="Avenir Next" w:hAnsi="Avenir Next" w:cs="Avenir Next" w:eastAsia="Avenir Next"/>
           <w:i/>
           <w:color w:val="5A5F66"/>
-          <w:sz w:val="17"/>
+          <w:sz w:val="22"/>
           <w:szCs w:val="17"/>
         </w:rPr>
         <w:t xml:space="preserve">use the steps on your own</w:t>
@@ -2914,7 +2934,7 @@
               <w:tabs>
                 <w:tab w:val="left" w:pos="432"/>
               </w:tabs>
-              <w:spacing w:before="90" w:after="40" w:line="268" w:lineRule="auto"/>
+              <w:spacing w:before="76" w:after="34" w:line="254" w:lineRule="auto"/>
               <w:ind w:left="432" w:hanging="432"/>
             </w:pPr>
             <w:r>
@@ -2987,7 +3007,7 @@
                     <w:tabs>
                       <w:tab w:val="left" w:pos="340"/>
                     </w:tabs>
-                    <w:spacing w:before="0" w:after="0" w:line="276" w:lineRule="auto"/>
+                    <w:spacing w:before="0" w:after="0" w:line="258" w:lineRule="auto"/>
                     <w:ind w:left="340" w:hanging="340"/>
                   </w:pPr>
                   <w:r>
@@ -3049,7 +3069,7 @@
                     <w:tabs>
                       <w:tab w:val="left" w:pos="340"/>
                     </w:tabs>
-                    <w:spacing w:before="0" w:after="0" w:line="276" w:lineRule="auto"/>
+                    <w:spacing w:before="0" w:after="0" w:line="258" w:lineRule="auto"/>
                     <w:ind w:left="340" w:hanging="340"/>
                   </w:pPr>
                   <w:r>
@@ -3117,7 +3137,7 @@
                     <w:tabs>
                       <w:tab w:val="left" w:pos="340"/>
                     </w:tabs>
-                    <w:spacing w:before="0" w:after="0" w:line="276" w:lineRule="auto"/>
+                    <w:spacing w:before="0" w:after="0" w:line="258" w:lineRule="auto"/>
                     <w:ind w:left="340" w:hanging="340"/>
                   </w:pPr>
                   <w:r>
@@ -3179,7 +3199,7 @@
                     <w:tabs>
                       <w:tab w:val="left" w:pos="340"/>
                     </w:tabs>
-                    <w:spacing w:before="0" w:after="0" w:line="276" w:lineRule="auto"/>
+                    <w:spacing w:before="0" w:after="0" w:line="258" w:lineRule="auto"/>
                     <w:ind w:left="340" w:hanging="340"/>
                   </w:pPr>
                   <w:r>
@@ -3247,7 +3267,7 @@
                     <w:tabs>
                       <w:tab w:val="left" w:pos="340"/>
                     </w:tabs>
-                    <w:spacing w:before="0" w:after="0" w:line="276" w:lineRule="auto"/>
+                    <w:spacing w:before="0" w:after="0" w:line="258" w:lineRule="auto"/>
                     <w:ind w:left="340" w:hanging="340"/>
                   </w:pPr>
                   <w:r>
@@ -3309,7 +3329,7 @@
                     <w:tabs>
                       <w:tab w:val="left" w:pos="340"/>
                     </w:tabs>
-                    <w:spacing w:before="0" w:after="0" w:line="276" w:lineRule="auto"/>
+                    <w:spacing w:before="0" w:after="0" w:line="258" w:lineRule="auto"/>
                     <w:ind w:left="340" w:hanging="340"/>
                   </w:pPr>
                   <w:r>
@@ -3378,6 +3398,7 @@
     </w:p>
     <w:p>
       <w:pPr>
+        <w:pStyle w:val="Heading2"/>
         <w:keepNext/>
         <w:pBdr>
           <w:bottom w:val="single" w:sz="8" w:space="3" w:color="003A70"/>
@@ -3385,7 +3406,7 @@
         <w:tabs>
           <w:tab w:val="right" w:pos="9504"/>
         </w:tabs>
-        <w:spacing w:before="50" w:after="36" w:line="240" w:lineRule="auto"/>
+        <w:spacing w:before="42" w:after="31" w:line="240" w:lineRule="auto"/>
       </w:pPr>
       <w:r>
         <w:rPr>
@@ -3393,7 +3414,7 @@
           <w:b/>
           <w:color w:val="003A70"/>
           <w:spacing w:val="14"/>
-          <w:sz w:val="19"/>
+          <w:sz w:val="22"/>
           <w:szCs w:val="19"/>
         </w:rPr>
         <w:t xml:space="preserve">READY CHECK</w:t>
@@ -3412,7 +3433,7 @@
           <w:rFonts w:ascii="Avenir Next" w:hAnsi="Avenir Next" w:cs="Avenir Next" w:eastAsia="Avenir Next"/>
           <w:i/>
           <w:color w:val="5A5F66"/>
-          <w:sz w:val="17"/>
+          <w:sz w:val="22"/>
           <w:szCs w:val="17"/>
         </w:rPr>
         <w:t xml:space="preserve">a problem like the one in today’s lesson</w:t>
@@ -3462,7 +3483,7 @@
               <w:tabs>
                 <w:tab w:val="left" w:pos="432"/>
               </w:tabs>
-              <w:spacing w:before="90" w:after="40" w:line="268" w:lineRule="auto"/>
+              <w:spacing w:before="76" w:after="34" w:line="254" w:lineRule="auto"/>
               <w:ind w:left="432" w:hanging="432"/>
             </w:pPr>
             <w:r>
@@ -3536,7 +3557,7 @@
                     <w:tabs>
                       <w:tab w:val="left" w:pos="340"/>
                     </w:tabs>
-                    <w:spacing w:before="0" w:after="0" w:line="264" w:lineRule="auto"/>
+                    <w:spacing w:before="0" w:after="0" w:line="252" w:lineRule="auto"/>
                     <w:ind w:left="340" w:hanging="340"/>
                   </w:pPr>
                   <w:r>
@@ -3544,25 +3565,25 @@
                       <w:rFonts w:ascii="Avenir Next" w:hAnsi="Avenir Next" w:cs="Avenir Next" w:eastAsia="Avenir Next"/>
                       <w:b/>
                       <w:color w:val="003A70"/>
+                      <w:sz w:val="22"/>
+                      <w:szCs w:val="21"/>
+                    </w:rPr>
+                    <w:t xml:space="preserve">A</w:t>
+                  </w:r>
+                  <w:r>
+                    <w:rPr>
+                      <w:rFonts w:ascii="Avenir Next" w:hAnsi="Avenir Next" w:cs="Avenir Next" w:eastAsia="Avenir Next"/>
+                      <w:color w:val="1A1A1A"/>
                       <w:sz w:val="21"/>
                       <w:szCs w:val="21"/>
                     </w:rPr>
-                    <w:t xml:space="preserve">A</w:t>
-                  </w:r>
-                  <w:r>
-                    <w:rPr>
-                      <w:rFonts w:ascii="Avenir Next" w:hAnsi="Avenir Next" w:cs="Avenir Next" w:eastAsia="Avenir Next"/>
-                      <w:color w:val="1A1A1A"/>
-                      <w:sz w:val="21"/>
-                      <w:szCs w:val="21"/>
-                    </w:rPr>
                     <w:tab/>
                   </w:r>
                   <w:r>
                     <w:rPr>
                       <w:rFonts w:ascii="Avenir Next" w:hAnsi="Avenir Next" w:cs="Avenir Next" w:eastAsia="Avenir Next"/>
                       <w:color w:val="1A1A1A"/>
-                      <w:sz w:val="21"/>
+                      <w:sz w:val="22"/>
                       <w:szCs w:val="21"/>
                     </w:rPr>
                     <w:t xml:space="preserve">3.6</w:t>
@@ -3579,7 +3600,7 @@
                     <w:tabs>
                       <w:tab w:val="left" w:pos="340"/>
                     </w:tabs>
-                    <w:spacing w:before="0" w:after="0" w:line="264" w:lineRule="auto"/>
+                    <w:spacing w:before="0" w:after="0" w:line="252" w:lineRule="auto"/>
                     <w:ind w:left="340" w:hanging="340"/>
                   </w:pPr>
                   <w:r>
@@ -3587,25 +3608,25 @@
                       <w:rFonts w:ascii="Avenir Next" w:hAnsi="Avenir Next" w:cs="Avenir Next" w:eastAsia="Avenir Next"/>
                       <w:b/>
                       <w:color w:val="003A70"/>
+                      <w:sz w:val="22"/>
+                      <w:szCs w:val="21"/>
+                    </w:rPr>
+                    <w:t xml:space="preserve">B</w:t>
+                  </w:r>
+                  <w:r>
+                    <w:rPr>
+                      <w:rFonts w:ascii="Avenir Next" w:hAnsi="Avenir Next" w:cs="Avenir Next" w:eastAsia="Avenir Next"/>
+                      <w:color w:val="1A1A1A"/>
                       <w:sz w:val="21"/>
                       <w:szCs w:val="21"/>
                     </w:rPr>
-                    <w:t xml:space="preserve">B</w:t>
-                  </w:r>
-                  <w:r>
-                    <w:rPr>
-                      <w:rFonts w:ascii="Avenir Next" w:hAnsi="Avenir Next" w:cs="Avenir Next" w:eastAsia="Avenir Next"/>
-                      <w:color w:val="1A1A1A"/>
-                      <w:sz w:val="21"/>
-                      <w:szCs w:val="21"/>
-                    </w:rPr>
                     <w:tab/>
                   </w:r>
                   <w:r>
                     <w:rPr>
                       <w:rFonts w:ascii="Avenir Next" w:hAnsi="Avenir Next" w:cs="Avenir Next" w:eastAsia="Avenir Next"/>
                       <w:color w:val="1A1A1A"/>
-                      <w:sz w:val="21"/>
+                      <w:sz w:val="22"/>
                       <w:szCs w:val="21"/>
                     </w:rPr>
                     <w:t xml:space="preserve">−3.6</w:t>
@@ -3622,7 +3643,7 @@
                     <w:tabs>
                       <w:tab w:val="left" w:pos="340"/>
                     </w:tabs>
-                    <w:spacing w:before="0" w:after="0" w:line="264" w:lineRule="auto"/>
+                    <w:spacing w:before="0" w:after="0" w:line="252" w:lineRule="auto"/>
                     <w:ind w:left="340" w:hanging="340"/>
                   </w:pPr>
                   <w:r>
@@ -3630,25 +3651,25 @@
                       <w:rFonts w:ascii="Avenir Next" w:hAnsi="Avenir Next" w:cs="Avenir Next" w:eastAsia="Avenir Next"/>
                       <w:b/>
                       <w:color w:val="003A70"/>
+                      <w:sz w:val="22"/>
+                      <w:szCs w:val="21"/>
+                    </w:rPr>
+                    <w:t xml:space="preserve">C</w:t>
+                  </w:r>
+                  <w:r>
+                    <w:rPr>
+                      <w:rFonts w:ascii="Avenir Next" w:hAnsi="Avenir Next" w:cs="Avenir Next" w:eastAsia="Avenir Next"/>
+                      <w:color w:val="1A1A1A"/>
                       <w:sz w:val="21"/>
                       <w:szCs w:val="21"/>
                     </w:rPr>
-                    <w:t xml:space="preserve">C</w:t>
-                  </w:r>
-                  <w:r>
-                    <w:rPr>
-                      <w:rFonts w:ascii="Avenir Next" w:hAnsi="Avenir Next" w:cs="Avenir Next" w:eastAsia="Avenir Next"/>
-                      <w:color w:val="1A1A1A"/>
-                      <w:sz w:val="21"/>
-                      <w:szCs w:val="21"/>
-                    </w:rPr>
                     <w:tab/>
                   </w:r>
                   <w:r>
                     <w:rPr>
                       <w:rFonts w:ascii="Avenir Next" w:hAnsi="Avenir Next" w:cs="Avenir Next" w:eastAsia="Avenir Next"/>
                       <w:color w:val="1A1A1A"/>
-                      <w:sz w:val="21"/>
+                      <w:sz w:val="22"/>
                       <w:szCs w:val="21"/>
                     </w:rPr>
                     <w:t xml:space="preserve">0.36</w:t>
@@ -3665,7 +3686,7 @@
                     <w:tabs>
                       <w:tab w:val="left" w:pos="340"/>
                     </w:tabs>
-                    <w:spacing w:before="0" w:after="0" w:line="264" w:lineRule="auto"/>
+                    <w:spacing w:before="0" w:after="0" w:line="252" w:lineRule="auto"/>
                     <w:ind w:left="340" w:hanging="340"/>
                   </w:pPr>
                   <w:r>
@@ -3673,25 +3694,25 @@
                       <w:rFonts w:ascii="Avenir Next" w:hAnsi="Avenir Next" w:cs="Avenir Next" w:eastAsia="Avenir Next"/>
                       <w:b/>
                       <w:color w:val="003A70"/>
+                      <w:sz w:val="22"/>
+                      <w:szCs w:val="21"/>
+                    </w:rPr>
+                    <w:t xml:space="preserve">D</w:t>
+                  </w:r>
+                  <w:r>
+                    <w:rPr>
+                      <w:rFonts w:ascii="Avenir Next" w:hAnsi="Avenir Next" w:cs="Avenir Next" w:eastAsia="Avenir Next"/>
+                      <w:color w:val="1A1A1A"/>
                       <w:sz w:val="21"/>
                       <w:szCs w:val="21"/>
                     </w:rPr>
-                    <w:t xml:space="preserve">D</w:t>
-                  </w:r>
-                  <w:r>
-                    <w:rPr>
-                      <w:rFonts w:ascii="Avenir Next" w:hAnsi="Avenir Next" w:cs="Avenir Next" w:eastAsia="Avenir Next"/>
-                      <w:color w:val="1A1A1A"/>
-                      <w:sz w:val="21"/>
-                      <w:szCs w:val="21"/>
-                    </w:rPr>
                     <w:tab/>
                   </w:r>
                   <w:r>
                     <w:rPr>
                       <w:rFonts w:ascii="Avenir Next" w:hAnsi="Avenir Next" w:cs="Avenir Next" w:eastAsia="Avenir Next"/>
                       <w:color w:val="1A1A1A"/>
-                      <w:sz w:val="21"/>
+                      <w:sz w:val="22"/>
                       <w:szCs w:val="21"/>
                     </w:rPr>
                     <w:t xml:space="preserve">−36</w:t>
@@ -3740,19 +3761,42 @@
         <w:tblLook w:val="0000" w:firstRow="0" w:lastRow="0" w:firstColumn="0" w:lastColumn="0" w:noHBand="1" w:noVBand="1"/>
       </w:tblPr>
       <w:tblGrid>
-        <w:gridCol w:w="2000"/>
-        <w:gridCol w:w="2300"/>
-        <w:gridCol w:w="2100"/>
-        <w:gridCol w:w="3104"/>
+        <w:gridCol w:w="1750"/>
+        <w:gridCol w:w="2500"/>
+        <w:gridCol w:w="2200"/>
+        <w:gridCol w:w="3054"/>
       </w:tblGrid>
       <w:tr>
         <w:trPr>
           <w:cantSplit/>
-          <w:trHeight w:val="320" w:hRule="atLeast"/>
+          <w:trHeight w:val="300" w:hRule="atLeast"/>
         </w:trPr>
         <w:tc>
           <w:tcPr>
-            <w:tcW w:w="2000" w:type="dxa"/>
+            <w:tcW w:w="1750" w:type="dxa"/>
+            <w:vAlign w:val="center"/>
+          </w:tcPr>
+          <w:p>
+            <w:pPr>
+              <w:pStyle w:val="Heading2"/>
+              <w:spacing w:before="0" w:after="0" w:line="240" w:lineRule="auto"/>
+            </w:pPr>
+            <w:r>
+              <w:rPr>
+                <w:rFonts w:ascii="Avenir Next" w:hAnsi="Avenir Next" w:cs="Avenir Next" w:eastAsia="Avenir Next"/>
+                <w:b/>
+                <w:color w:val="003A70"/>
+                <w:spacing w:val="12"/>
+                <w:sz w:val="15"/>
+                <w:szCs w:val="15"/>
+              </w:rPr>
+              <w:t xml:space="preserve">CHECK YOURSELF</w:t>
+            </w:r>
+          </w:p>
+        </w:tc>
+        <w:tc>
+          <w:tcPr>
+            <w:tcW w:w="2500" w:type="dxa"/>
             <w:vAlign w:val="center"/>
           </w:tcPr>
           <w:p>
@@ -3761,20 +3805,27 @@
             </w:pPr>
             <w:r>
               <w:rPr>
-                <w:rFonts w:ascii="Avenir Next" w:hAnsi="Avenir Next" w:cs="Avenir Next" w:eastAsia="Avenir Next"/>
-                <w:b/>
-                <w:color w:val="003A70"/>
-                <w:spacing w:val="12"/>
-                <w:sz w:val="15"/>
-                <w:szCs w:val="15"/>
-              </w:rPr>
-              <w:t xml:space="preserve">CHECK YOURSELF</w:t>
+                <w:rFonts w:ascii="Arial" w:hAnsi="Arial" w:cs="Arial" w:eastAsia="Arial"/>
+                <w:color w:val="1A1A1A"/>
+                <w:sz w:val="20"/>
+                <w:szCs w:val="20"/>
+              </w:rPr>
+              <w:t xml:space="preserve">□</w:t>
+            </w:r>
+            <w:r>
+              <w:rPr>
+                <w:rFonts w:ascii="Avenir Next" w:hAnsi="Avenir Next" w:cs="Avenir Next" w:eastAsia="Avenir Next"/>
+                <w:color w:val="1A1A1A"/>
+                <w:sz w:val="17"/>
+                <w:szCs w:val="17"/>
+              </w:rPr>
+              <w:t xml:space="preserve">  I can do this on my own</w:t>
             </w:r>
           </w:p>
         </w:tc>
         <w:tc>
           <w:tcPr>
-            <w:tcW w:w="2300" w:type="dxa"/>
+            <w:tcW w:w="2200" w:type="dxa"/>
             <w:vAlign w:val="center"/>
           </w:tcPr>
           <w:p>
@@ -3785,8 +3836,8 @@
               <w:rPr>
                 <w:rFonts w:ascii="Arial" w:hAnsi="Arial" w:cs="Arial" w:eastAsia="Arial"/>
                 <w:color w:val="1A1A1A"/>
-                <w:sz w:val="24"/>
-                <w:szCs w:val="24"/>
+                <w:sz w:val="20"/>
+                <w:szCs w:val="20"/>
               </w:rPr>
               <w:t xml:space="preserve">□</w:t>
             </w:r>
@@ -3797,13 +3848,13 @@
                 <w:sz w:val="17"/>
                 <w:szCs w:val="17"/>
               </w:rPr>
-              <w:t xml:space="preserve">  I can do this on my own</w:t>
+              <w:t xml:space="preserve">  I need a little help</w:t>
             </w:r>
           </w:p>
         </w:tc>
         <w:tc>
           <w:tcPr>
-            <w:tcW w:w="2100" w:type="dxa"/>
+            <w:tcW w:w="3054" w:type="dxa"/>
             <w:vAlign w:val="center"/>
           </w:tcPr>
           <w:p>
@@ -3814,37 +3865,8 @@
               <w:rPr>
                 <w:rFonts w:ascii="Arial" w:hAnsi="Arial" w:cs="Arial" w:eastAsia="Arial"/>
                 <w:color w:val="1A1A1A"/>
-                <w:sz w:val="24"/>
-                <w:szCs w:val="24"/>
-              </w:rPr>
-              <w:t xml:space="preserve">□</w:t>
-            </w:r>
-            <w:r>
-              <w:rPr>
-                <w:rFonts w:ascii="Avenir Next" w:hAnsi="Avenir Next" w:cs="Avenir Next" w:eastAsia="Avenir Next"/>
-                <w:color w:val="1A1A1A"/>
-                <w:sz w:val="17"/>
-                <w:szCs w:val="17"/>
-              </w:rPr>
-              <w:t xml:space="preserve">  I need a little help</w:t>
-            </w:r>
-          </w:p>
-        </w:tc>
-        <w:tc>
-          <w:tcPr>
-            <w:tcW w:w="3104" w:type="dxa"/>
-            <w:vAlign w:val="center"/>
-          </w:tcPr>
-          <w:p>
-            <w:pPr>
-              <w:spacing w:before="0" w:after="0" w:line="240" w:lineRule="auto"/>
-            </w:pPr>
-            <w:r>
-              <w:rPr>
-                <w:rFonts w:ascii="Arial" w:hAnsi="Arial" w:cs="Arial" w:eastAsia="Arial"/>
-                <w:color w:val="1A1A1A"/>
-                <w:sz w:val="24"/>
-                <w:szCs w:val="24"/>
+                <w:sz w:val="20"/>
+                <w:szCs w:val="20"/>
               </w:rPr>
               <w:t xml:space="preserve">□</w:t>
             </w:r>
@@ -3879,7 +3901,7 @@
     <w:sectPr>
       <w:footerReference w:type="default" r:id="rIdFooter1"/>
       <w:pgSz w:w="12240" w:h="15840"/>
-      <w:pgMar w:top="893" w:right="1224" w:bottom="835" w:left="1512" w:header="432" w:footer="432" w:gutter="0"/>
+      <w:pgMar w:top="780" w:right="1224" w:bottom="760" w:left="1512" w:header="432" w:footer="432" w:gutter="0"/>
       <w:cols w:space="720"/>
     </w:sectPr>
   </w:body>
@@ -3959,7 +3981,106 @@
               <w:sz w:val="15"/>
               <w:szCs w:val="15"/>
             </w:rPr>
-            <w:t xml:space="preserve">Lesson 7-3  ·  Session 2  ·  Prerequisite Practice B</w:t>
+            <w:t xml:space="preserve">7-3 · Page </w:t>
+          </w:r>
+          <w:r>
+            <w:rPr>
+              <w:rFonts w:ascii="Avenir Next" w:hAnsi="Avenir Next" w:cs="Avenir Next" w:eastAsia="Avenir Next"/>
+              <w:color w:val="5A5F66"/>
+              <w:sz w:val="15"/>
+              <w:szCs w:val="15"/>
+            </w:rPr>
+            <w:fldChar w:fldCharType="begin"/>
+          </w:r>
+          <w:r>
+            <w:rPr>
+              <w:rFonts w:ascii="Avenir Next" w:hAnsi="Avenir Next" w:cs="Avenir Next" w:eastAsia="Avenir Next"/>
+              <w:color w:val="5A5F66"/>
+              <w:sz w:val="15"/>
+              <w:szCs w:val="15"/>
+            </w:rPr>
+            <w:instrText xml:space="preserve"> PAGE </w:instrText>
+          </w:r>
+          <w:r>
+            <w:rPr>
+              <w:rFonts w:ascii="Avenir Next" w:hAnsi="Avenir Next" w:cs="Avenir Next" w:eastAsia="Avenir Next"/>
+              <w:color w:val="5A5F66"/>
+              <w:sz w:val="15"/>
+              <w:szCs w:val="15"/>
+            </w:rPr>
+            <w:fldChar w:fldCharType="separate"/>
+          </w:r>
+          <w:r>
+            <w:rPr>
+              <w:rFonts w:ascii="Avenir Next" w:hAnsi="Avenir Next" w:cs="Avenir Next" w:eastAsia="Avenir Next"/>
+              <w:color w:val="5A5F66"/>
+              <w:sz w:val="15"/>
+              <w:szCs w:val="15"/>
+            </w:rPr>
+            <w:t xml:space="preserve">1</w:t>
+          </w:r>
+          <w:r>
+            <w:rPr>
+              <w:rFonts w:ascii="Avenir Next" w:hAnsi="Avenir Next" w:cs="Avenir Next" w:eastAsia="Avenir Next"/>
+              <w:color w:val="5A5F66"/>
+              <w:sz w:val="15"/>
+              <w:szCs w:val="15"/>
+            </w:rPr>
+            <w:fldChar w:fldCharType="end"/>
+          </w:r>
+          <w:r>
+            <w:rPr>
+              <w:rFonts w:ascii="Avenir Next" w:hAnsi="Avenir Next" w:cs="Avenir Next" w:eastAsia="Avenir Next"/>
+              <w:color w:val="5A5F66"/>
+              <w:sz w:val="15"/>
+              <w:szCs w:val="15"/>
+            </w:rPr>
+            <w:t xml:space="preserve"> of </w:t>
+          </w:r>
+          <w:r>
+            <w:rPr>
+              <w:rFonts w:ascii="Avenir Next" w:hAnsi="Avenir Next" w:cs="Avenir Next" w:eastAsia="Avenir Next"/>
+              <w:color w:val="5A5F66"/>
+              <w:sz w:val="15"/>
+              <w:szCs w:val="15"/>
+            </w:rPr>
+            <w:fldChar w:fldCharType="begin"/>
+          </w:r>
+          <w:r>
+            <w:rPr>
+              <w:rFonts w:ascii="Avenir Next" w:hAnsi="Avenir Next" w:cs="Avenir Next" w:eastAsia="Avenir Next"/>
+              <w:color w:val="5A5F66"/>
+              <w:sz w:val="15"/>
+              <w:szCs w:val="15"/>
+            </w:rPr>
+            <w:instrText xml:space="preserve"> NUMPAGES </w:instrText>
+          </w:r>
+          <w:r>
+            <w:rPr>
+              <w:rFonts w:ascii="Avenir Next" w:hAnsi="Avenir Next" w:cs="Avenir Next" w:eastAsia="Avenir Next"/>
+              <w:color w:val="5A5F66"/>
+              <w:sz w:val="15"/>
+              <w:szCs w:val="15"/>
+            </w:rPr>
+            <w:fldChar w:fldCharType="separate"/>
+          </w:r>
+          <w:r>
+            <w:rPr>
+              <w:rFonts w:ascii="Avenir Next" w:hAnsi="Avenir Next" w:cs="Avenir Next" w:eastAsia="Avenir Next"/>
+              <w:color w:val="5A5F66"/>
+              <w:sz w:val="15"/>
+              <w:szCs w:val="15"/>
+            </w:rPr>
+            <w:t xml:space="preserve">1</w:t>
+          </w:r>
+          <w:r>
+            <w:rPr>
+              <w:rFonts w:ascii="Avenir Next" w:hAnsi="Avenir Next" w:cs="Avenir Next" w:eastAsia="Avenir Next"/>
+              <w:color w:val="5A5F66"/>
+              <w:sz w:val="15"/>
+              <w:szCs w:val="15"/>
+            </w:rPr>
+            <w:fldChar w:fldCharType="end"/>
           </w:r>
         </w:p>
       </w:tc>
@@ -4002,5 +4123,23 @@
       </w:tblCellMar>
     </w:tblPr>
   </w:style>
+  <w:style w:type="paragraph" w:styleId="Heading1">
+    <w:name w:val="heading 1"/>
+    <w:basedOn w:val="Normal"/>
+    <w:pPr>
+      <w:outlineLvl w:val="0"/>
+      <w:keepNext w:val="0"/>
+      <w:keepLines w:val="0"/>
+    </w:pPr>
+  </w:style>
+  <w:style w:type="paragraph" w:styleId="Heading2">
+    <w:name w:val="heading 2"/>
+    <w:basedOn w:val="Normal"/>
+    <w:pPr>
+      <w:outlineLvl w:val="1"/>
+      <w:keepNext w:val="0"/>
+      <w:keepLines w:val="0"/>
+    </w:pPr>
+  </w:style>
 </w:styles>
 </file>